--- a/documents/docx/06-payment-receipt.docx
+++ b/documents/docx/06-payment-receipt.docx
@@ -10,10 +10,10 @@
       </w:pPr>
       <w:r>
         <w:rPr>
-          <w:rFonts w:ascii="Calibri" w:cs="Calibri" w:eastAsia="Calibri" w:hAnsi="Calibri"/>
+          <w:rFonts w:ascii="Georgia" w:cs="Georgia" w:eastAsia="Georgia" w:hAnsi="Georgia"/>
           <w:b/>
           <w:bCs/>
-          <w:color w:val="06302E"/>
+          <w:color w:val="1A1A1A"/>
           <w:sz w:val="30"/>
           <w:szCs w:val="30"/>
         </w:rPr>
@@ -24,12 +24,12 @@
       <w:tblPr>
         <w:tblW w:type="dxa" w:w="9458"/>
         <w:tblBorders>
-          <w:top w:val="single" w:color="C9D6D3" w:sz="2"/>
-          <w:left w:val="single" w:color="C9D6D3" w:sz="2"/>
-          <w:bottom w:val="single" w:color="C9D6D3" w:sz="2"/>
-          <w:right w:val="single" w:color="C9D6D3" w:sz="2"/>
-          <w:insideH w:val="single" w:color="C9D6D3" w:sz="2"/>
-          <w:insideV w:val="single" w:color="C9D6D3" w:sz="2"/>
+          <w:top w:val="single" w:color="C8C8C8" w:sz="2"/>
+          <w:left w:val="single" w:color="C8C8C8" w:sz="2"/>
+          <w:bottom w:val="single" w:color="C8C8C8" w:sz="2"/>
+          <w:right w:val="single" w:color="C8C8C8" w:sz="2"/>
+          <w:insideH w:val="single" w:color="C8C8C8" w:sz="2"/>
+          <w:insideV w:val="single" w:color="C8C8C8" w:sz="2"/>
         </w:tblBorders>
       </w:tblPr>
       <w:tblGrid>
@@ -56,8 +56,8 @@
             </w:pPr>
             <w:r>
               <w:rPr>
-                <w:rFonts w:ascii="Calibri" w:cs="Calibri" w:eastAsia="Calibri" w:hAnsi="Calibri"/>
-                <w:color w:val="1E2E2C"/>
+                <w:rFonts w:ascii="Georgia" w:cs="Georgia" w:eastAsia="Georgia" w:hAnsi="Georgia"/>
+                <w:color w:val="222222"/>
                 <w:sz w:val="20"/>
                 <w:szCs w:val="20"/>
               </w:rPr>
@@ -81,8 +81,8 @@
             </w:pPr>
             <w:r>
               <w:rPr>
-                <w:rFonts w:ascii="Calibri" w:cs="Calibri" w:eastAsia="Calibri" w:hAnsi="Calibri"/>
-                <w:color w:val="1E2E2C"/>
+                <w:rFonts w:ascii="Georgia" w:cs="Georgia" w:eastAsia="Georgia" w:hAnsi="Georgia"/>
+                <w:color w:val="222222"/>
                 <w:sz w:val="20"/>
                 <w:szCs w:val="20"/>
               </w:rPr>
@@ -111,8 +111,8 @@
             </w:pPr>
             <w:r>
               <w:rPr>
-                <w:rFonts w:ascii="Calibri" w:cs="Calibri" w:eastAsia="Calibri" w:hAnsi="Calibri"/>
-                <w:color w:val="1E2E2C"/>
+                <w:rFonts w:ascii="Georgia" w:cs="Georgia" w:eastAsia="Georgia" w:hAnsi="Georgia"/>
+                <w:color w:val="222222"/>
                 <w:sz w:val="20"/>
                 <w:szCs w:val="20"/>
               </w:rPr>
@@ -136,11 +136,11 @@
             </w:pPr>
             <w:r>
               <w:rPr>
-                <w:rFonts w:ascii="Calibri" w:cs="Calibri" w:eastAsia="Calibri" w:hAnsi="Calibri"/>
-                <w:color w:val="1E2E2C"/>
-                <w:sz w:val="20"/>
-                <w:szCs w:val="20"/>
-                <w:shd w:fill="FFF4D6" w:val="clear"/>
+                <w:rFonts w:ascii="Georgia" w:cs="Georgia" w:eastAsia="Georgia" w:hAnsi="Georgia"/>
+                <w:color w:val="222222"/>
+                <w:sz w:val="20"/>
+                <w:szCs w:val="20"/>
+                <w:shd w:fill="ECECEC" w:val="clear"/>
               </w:rPr>
               <w:t xml:space="preserve">[RECEIPT NUMBER]</w:t>
             </w:r>
@@ -167,8 +167,8 @@
             </w:pPr>
             <w:r>
               <w:rPr>
-                <w:rFonts w:ascii="Calibri" w:cs="Calibri" w:eastAsia="Calibri" w:hAnsi="Calibri"/>
-                <w:color w:val="1E2E2C"/>
+                <w:rFonts w:ascii="Georgia" w:cs="Georgia" w:eastAsia="Georgia" w:hAnsi="Georgia"/>
+                <w:color w:val="222222"/>
                 <w:sz w:val="20"/>
                 <w:szCs w:val="20"/>
               </w:rPr>
@@ -192,11 +192,11 @@
             </w:pPr>
             <w:r>
               <w:rPr>
-                <w:rFonts w:ascii="Calibri" w:cs="Calibri" w:eastAsia="Calibri" w:hAnsi="Calibri"/>
-                <w:color w:val="1E2E2C"/>
-                <w:sz w:val="20"/>
-                <w:szCs w:val="20"/>
-                <w:shd w:fill="FFF4D6" w:val="clear"/>
+                <w:rFonts w:ascii="Georgia" w:cs="Georgia" w:eastAsia="Georgia" w:hAnsi="Georgia"/>
+                <w:color w:val="222222"/>
+                <w:sz w:val="20"/>
+                <w:szCs w:val="20"/>
+                <w:shd w:fill="ECECEC" w:val="clear"/>
               </w:rPr>
               <w:t xml:space="preserve">[DD MONTH YYYY]</w:t>
             </w:r>
@@ -223,8 +223,8 @@
             </w:pPr>
             <w:r>
               <w:rPr>
-                <w:rFonts w:ascii="Calibri" w:cs="Calibri" w:eastAsia="Calibri" w:hAnsi="Calibri"/>
-                <w:color w:val="1E2E2C"/>
+                <w:rFonts w:ascii="Georgia" w:cs="Georgia" w:eastAsia="Georgia" w:hAnsi="Georgia"/>
+                <w:color w:val="222222"/>
                 <w:sz w:val="20"/>
                 <w:szCs w:val="20"/>
               </w:rPr>
@@ -248,11 +248,11 @@
             </w:pPr>
             <w:r>
               <w:rPr>
-                <w:rFonts w:ascii="Calibri" w:cs="Calibri" w:eastAsia="Calibri" w:hAnsi="Calibri"/>
-                <w:color w:val="1E2E2C"/>
-                <w:sz w:val="20"/>
-                <w:szCs w:val="20"/>
-                <w:shd w:fill="FFF4D6" w:val="clear"/>
+                <w:rFonts w:ascii="Georgia" w:cs="Georgia" w:eastAsia="Georgia" w:hAnsi="Georgia"/>
+                <w:color w:val="222222"/>
+                <w:sz w:val="20"/>
+                <w:szCs w:val="20"/>
+                <w:shd w:fill="ECECEC" w:val="clear"/>
               </w:rPr>
               <w:t xml:space="preserve">[TOWN, NAMIBIA]</w:t>
             </w:r>
@@ -279,8 +279,8 @@
             </w:pPr>
             <w:r>
               <w:rPr>
-                <w:rFonts w:ascii="Calibri" w:cs="Calibri" w:eastAsia="Calibri" w:hAnsi="Calibri"/>
-                <w:color w:val="1E2E2C"/>
+                <w:rFonts w:ascii="Georgia" w:cs="Georgia" w:eastAsia="Georgia" w:hAnsi="Georgia"/>
+                <w:color w:val="222222"/>
                 <w:sz w:val="20"/>
                 <w:szCs w:val="20"/>
               </w:rPr>
@@ -304,11 +304,11 @@
             </w:pPr>
             <w:r>
               <w:rPr>
-                <w:rFonts w:ascii="Calibri" w:cs="Calibri" w:eastAsia="Calibri" w:hAnsi="Calibri"/>
-                <w:color w:val="1E2E2C"/>
-                <w:sz w:val="20"/>
-                <w:szCs w:val="20"/>
-                <w:shd w:fill="FFF4D6" w:val="clear"/>
+                <w:rFonts w:ascii="Georgia" w:cs="Georgia" w:eastAsia="Georgia" w:hAnsi="Georgia"/>
+                <w:color w:val="222222"/>
+                <w:sz w:val="20"/>
+                <w:szCs w:val="20"/>
+                <w:shd w:fill="ECECEC" w:val="clear"/>
               </w:rPr>
               <w:t xml:space="preserve">[FULL NAME OF PERSON ISSUING]</w:t>
             </w:r>
@@ -325,16 +325,16 @@
       <w:pPr>
         <w:pStyle w:val="Heading2"/>
         <w:pBdr>
-          <w:bottom w:val="single" w:color="12B84F" w:sz="6"/>
+          <w:bottom w:val="single" w:color="8C8C8C" w:sz="6"/>
         </w:pBdr>
         <w:spacing w:after="130" w:before="320"/>
       </w:pPr>
       <w:r>
         <w:rPr>
-          <w:rFonts w:ascii="Calibri" w:cs="Calibri" w:eastAsia="Calibri" w:hAnsi="Calibri"/>
+          <w:rFonts w:ascii="Georgia" w:cs="Georgia" w:eastAsia="Georgia" w:hAnsi="Georgia"/>
           <w:b/>
           <w:bCs/>
-          <w:color w:val="06302E"/>
+          <w:color w:val="1A1A1A"/>
           <w:sz w:val="23"/>
           <w:szCs w:val="23"/>
         </w:rPr>
@@ -345,12 +345,12 @@
       <w:tblPr>
         <w:tblW w:type="dxa" w:w="9458"/>
         <w:tblBorders>
-          <w:top w:val="single" w:color="C9D6D3" w:sz="2"/>
-          <w:left w:val="single" w:color="C9D6D3" w:sz="2"/>
-          <w:bottom w:val="single" w:color="C9D6D3" w:sz="2"/>
-          <w:right w:val="single" w:color="C9D6D3" w:sz="2"/>
-          <w:insideH w:val="single" w:color="C9D6D3" w:sz="2"/>
-          <w:insideV w:val="single" w:color="C9D6D3" w:sz="2"/>
+          <w:top w:val="single" w:color="C8C8C8" w:sz="2"/>
+          <w:left w:val="single" w:color="C8C8C8" w:sz="2"/>
+          <w:bottom w:val="single" w:color="C8C8C8" w:sz="2"/>
+          <w:right w:val="single" w:color="C8C8C8" w:sz="2"/>
+          <w:insideH w:val="single" w:color="C8C8C8" w:sz="2"/>
+          <w:insideV w:val="single" w:color="C8C8C8" w:sz="2"/>
         </w:tblBorders>
       </w:tblPr>
       <w:tblGrid>
@@ -364,24 +364,24 @@
         <w:tc>
           <w:tcPr>
             <w:tcW w:type="dxa" w:w="4351"/>
-            <w:shd w:fill="EEF4F2" w:val="clear"/>
-            <w:tcMar>
-              <w:top w:type="dxa" w:w="90"/>
-              <w:left w:type="dxa" w:w="130"/>
-              <w:bottom w:type="dxa" w:w="90"/>
-              <w:right w:type="dxa" w:w="130"/>
-            </w:tcMar>
-          </w:tcPr>
-          <w:p>
-            <w:pPr>
-              <w:spacing w:after="0" w:line="250"/>
-            </w:pPr>
-            <w:r>
-              <w:rPr>
-                <w:rFonts w:ascii="Calibri" w:cs="Calibri" w:eastAsia="Calibri" w:hAnsi="Calibri"/>
+            <w:shd w:fill="F2F2F2" w:val="clear"/>
+            <w:tcMar>
+              <w:top w:type="dxa" w:w="90"/>
+              <w:left w:type="dxa" w:w="130"/>
+              <w:bottom w:type="dxa" w:w="90"/>
+              <w:right w:type="dxa" w:w="130"/>
+            </w:tcMar>
+          </w:tcPr>
+          <w:p>
+            <w:pPr>
+              <w:spacing w:after="0" w:line="250"/>
+            </w:pPr>
+            <w:r>
+              <w:rPr>
+                <w:rFonts w:ascii="Georgia" w:cs="Georgia" w:eastAsia="Georgia" w:hAnsi="Georgia"/>
                 <w:b/>
                 <w:bCs/>
-                <w:color w:val="06302E"/>
+                <w:color w:val="1A1A1A"/>
                 <w:sz w:val="20"/>
                 <w:szCs w:val="20"/>
               </w:rPr>
@@ -392,24 +392,24 @@
         <w:tc>
           <w:tcPr>
             <w:tcW w:type="dxa" w:w="5107"/>
-            <w:shd w:fill="EEF4F2" w:val="clear"/>
-            <w:tcMar>
-              <w:top w:type="dxa" w:w="90"/>
-              <w:left w:type="dxa" w:w="130"/>
-              <w:bottom w:type="dxa" w:w="90"/>
-              <w:right w:type="dxa" w:w="130"/>
-            </w:tcMar>
-          </w:tcPr>
-          <w:p>
-            <w:pPr>
-              <w:spacing w:after="0" w:line="250"/>
-            </w:pPr>
-            <w:r>
-              <w:rPr>
-                <w:rFonts w:ascii="Calibri" w:cs="Calibri" w:eastAsia="Calibri" w:hAnsi="Calibri"/>
+            <w:shd w:fill="F2F2F2" w:val="clear"/>
+            <w:tcMar>
+              <w:top w:type="dxa" w:w="90"/>
+              <w:left w:type="dxa" w:w="130"/>
+              <w:bottom w:type="dxa" w:w="90"/>
+              <w:right w:type="dxa" w:w="130"/>
+            </w:tcMar>
+          </w:tcPr>
+          <w:p>
+            <w:pPr>
+              <w:spacing w:after="0" w:line="250"/>
+            </w:pPr>
+            <w:r>
+              <w:rPr>
+                <w:rFonts w:ascii="Georgia" w:cs="Georgia" w:eastAsia="Georgia" w:hAnsi="Georgia"/>
                 <w:b/>
                 <w:bCs/>
-                <w:color w:val="06302E"/>
+                <w:color w:val="1A1A1A"/>
                 <w:sz w:val="20"/>
                 <w:szCs w:val="20"/>
               </w:rPr>
@@ -438,8 +438,8 @@
             </w:pPr>
             <w:r>
               <w:rPr>
-                <w:rFonts w:ascii="Calibri" w:cs="Calibri" w:eastAsia="Calibri" w:hAnsi="Calibri"/>
-                <w:color w:val="1E2E2C"/>
+                <w:rFonts w:ascii="Georgia" w:cs="Georgia" w:eastAsia="Georgia" w:hAnsi="Georgia"/>
+                <w:color w:val="222222"/>
                 <w:sz w:val="20"/>
                 <w:szCs w:val="20"/>
               </w:rPr>
@@ -463,11 +463,11 @@
             </w:pPr>
             <w:r>
               <w:rPr>
-                <w:rFonts w:ascii="Calibri" w:cs="Calibri" w:eastAsia="Calibri" w:hAnsi="Calibri"/>
-                <w:color w:val="1E2E2C"/>
-                <w:sz w:val="20"/>
-                <w:szCs w:val="20"/>
-                <w:shd w:fill="FFF4D6" w:val="clear"/>
+                <w:rFonts w:ascii="Georgia" w:cs="Georgia" w:eastAsia="Georgia" w:hAnsi="Georgia"/>
+                <w:color w:val="222222"/>
+                <w:sz w:val="20"/>
+                <w:szCs w:val="20"/>
+                <w:shd w:fill="ECECEC" w:val="clear"/>
               </w:rPr>
               <w:t xml:space="preserve">[FULL NAME AS PER NAMIBIAN ID]</w:t>
             </w:r>
@@ -494,8 +494,8 @@
             </w:pPr>
             <w:r>
               <w:rPr>
-                <w:rFonts w:ascii="Calibri" w:cs="Calibri" w:eastAsia="Calibri" w:hAnsi="Calibri"/>
-                <w:color w:val="1E2E2C"/>
+                <w:rFonts w:ascii="Georgia" w:cs="Georgia" w:eastAsia="Georgia" w:hAnsi="Georgia"/>
+                <w:color w:val="222222"/>
                 <w:sz w:val="20"/>
                 <w:szCs w:val="20"/>
               </w:rPr>
@@ -519,11 +519,11 @@
             </w:pPr>
             <w:r>
               <w:rPr>
-                <w:rFonts w:ascii="Calibri" w:cs="Calibri" w:eastAsia="Calibri" w:hAnsi="Calibri"/>
-                <w:color w:val="1E2E2C"/>
-                <w:sz w:val="20"/>
-                <w:szCs w:val="20"/>
-                <w:shd w:fill="FFF4D6" w:val="clear"/>
+                <w:rFonts w:ascii="Georgia" w:cs="Georgia" w:eastAsia="Georgia" w:hAnsi="Georgia"/>
+                <w:color w:val="222222"/>
+                <w:sz w:val="20"/>
+                <w:szCs w:val="20"/>
+                <w:shd w:fill="ECECEC" w:val="clear"/>
               </w:rPr>
               <w:t xml:space="preserve">[ID NUMBER]</w:t>
             </w:r>
@@ -550,8 +550,8 @@
             </w:pPr>
             <w:r>
               <w:rPr>
-                <w:rFonts w:ascii="Calibri" w:cs="Calibri" w:eastAsia="Calibri" w:hAnsi="Calibri"/>
-                <w:color w:val="1E2E2C"/>
+                <w:rFonts w:ascii="Georgia" w:cs="Georgia" w:eastAsia="Georgia" w:hAnsi="Georgia"/>
+                <w:color w:val="222222"/>
                 <w:sz w:val="20"/>
                 <w:szCs w:val="20"/>
               </w:rPr>
@@ -575,11 +575,11 @@
             </w:pPr>
             <w:r>
               <w:rPr>
-                <w:rFonts w:ascii="Calibri" w:cs="Calibri" w:eastAsia="Calibri" w:hAnsi="Calibri"/>
-                <w:color w:val="1E2E2C"/>
-                <w:sz w:val="20"/>
-                <w:szCs w:val="20"/>
-                <w:shd w:fill="FFF4D6" w:val="clear"/>
+                <w:rFonts w:ascii="Georgia" w:cs="Georgia" w:eastAsia="Georgia" w:hAnsi="Georgia"/>
+                <w:color w:val="222222"/>
+                <w:sz w:val="20"/>
+                <w:szCs w:val="20"/>
+                <w:shd w:fill="ECECEC" w:val="clear"/>
               </w:rPr>
               <w:t xml:space="preserve">[CLIENT REFERENCE NUMBER]</w:t>
             </w:r>
@@ -606,8 +606,8 @@
             </w:pPr>
             <w:r>
               <w:rPr>
-                <w:rFonts w:ascii="Calibri" w:cs="Calibri" w:eastAsia="Calibri" w:hAnsi="Calibri"/>
-                <w:color w:val="1E2E2C"/>
+                <w:rFonts w:ascii="Georgia" w:cs="Georgia" w:eastAsia="Georgia" w:hAnsi="Georgia"/>
+                <w:color w:val="222222"/>
                 <w:sz w:val="20"/>
                 <w:szCs w:val="20"/>
               </w:rPr>
@@ -631,11 +631,11 @@
             </w:pPr>
             <w:r>
               <w:rPr>
-                <w:rFonts w:ascii="Calibri" w:cs="Calibri" w:eastAsia="Calibri" w:hAnsi="Calibri"/>
-                <w:color w:val="1E2E2C"/>
-                <w:sz w:val="20"/>
-                <w:szCs w:val="20"/>
-                <w:shd w:fill="FFF4D6" w:val="clear"/>
+                <w:rFonts w:ascii="Georgia" w:cs="Georgia" w:eastAsia="Georgia" w:hAnsi="Georgia"/>
+                <w:color w:val="222222"/>
+                <w:sz w:val="20"/>
+                <w:szCs w:val="20"/>
+                <w:shd w:fill="ECECEC" w:val="clear"/>
               </w:rPr>
               <w:t xml:space="preserve">[LOAN REFERENCE NUMBER]</w:t>
             </w:r>
@@ -662,8 +662,8 @@
             </w:pPr>
             <w:r>
               <w:rPr>
-                <w:rFonts w:ascii="Calibri" w:cs="Calibri" w:eastAsia="Calibri" w:hAnsi="Calibri"/>
-                <w:color w:val="1E2E2C"/>
+                <w:rFonts w:ascii="Georgia" w:cs="Georgia" w:eastAsia="Georgia" w:hAnsi="Georgia"/>
+                <w:color w:val="222222"/>
                 <w:sz w:val="20"/>
                 <w:szCs w:val="20"/>
               </w:rPr>
@@ -687,11 +687,11 @@
             </w:pPr>
             <w:r>
               <w:rPr>
-                <w:rFonts w:ascii="Calibri" w:cs="Calibri" w:eastAsia="Calibri" w:hAnsi="Calibri"/>
-                <w:color w:val="1E2E2C"/>
-                <w:sz w:val="20"/>
-                <w:szCs w:val="20"/>
-                <w:shd w:fill="FFF4D6" w:val="clear"/>
+                <w:rFonts w:ascii="Georgia" w:cs="Georgia" w:eastAsia="Georgia" w:hAnsi="Georgia"/>
+                <w:color w:val="222222"/>
+                <w:sz w:val="20"/>
+                <w:szCs w:val="20"/>
+                <w:shd w:fill="ECECEC" w:val="clear"/>
               </w:rPr>
               <w:t xml:space="preserve">[DD MONTH YYYY]</w:t>
             </w:r>
@@ -718,8 +718,8 @@
             </w:pPr>
             <w:r>
               <w:rPr>
-                <w:rFonts w:ascii="Calibri" w:cs="Calibri" w:eastAsia="Calibri" w:hAnsi="Calibri"/>
-                <w:color w:val="1E2E2C"/>
+                <w:rFonts w:ascii="Georgia" w:cs="Georgia" w:eastAsia="Georgia" w:hAnsi="Georgia"/>
+                <w:color w:val="222222"/>
                 <w:sz w:val="20"/>
                 <w:szCs w:val="20"/>
               </w:rPr>
@@ -743,11 +743,11 @@
             </w:pPr>
             <w:r>
               <w:rPr>
-                <w:rFonts w:ascii="Calibri" w:cs="Calibri" w:eastAsia="Calibri" w:hAnsi="Calibri"/>
-                <w:color w:val="1E2E2C"/>
-                <w:sz w:val="20"/>
-                <w:szCs w:val="20"/>
-                <w:shd w:fill="FFF4D6" w:val="clear"/>
+                <w:rFonts w:ascii="Georgia" w:cs="Georgia" w:eastAsia="Georgia" w:hAnsi="Georgia"/>
+                <w:color w:val="222222"/>
+                <w:sz w:val="20"/>
+                <w:szCs w:val="20"/>
+                <w:shd w:fill="ECECEC" w:val="clear"/>
               </w:rPr>
               <w:t xml:space="preserve">[DD MONTH YYYY]</w:t>
             </w:r>
@@ -764,16 +764,16 @@
       <w:pPr>
         <w:pStyle w:val="Heading2"/>
         <w:pBdr>
-          <w:bottom w:val="single" w:color="12B84F" w:sz="6"/>
+          <w:bottom w:val="single" w:color="8C8C8C" w:sz="6"/>
         </w:pBdr>
         <w:spacing w:after="130" w:before="320"/>
       </w:pPr>
       <w:r>
         <w:rPr>
-          <w:rFonts w:ascii="Calibri" w:cs="Calibri" w:eastAsia="Calibri" w:hAnsi="Calibri"/>
+          <w:rFonts w:ascii="Georgia" w:cs="Georgia" w:eastAsia="Georgia" w:hAnsi="Georgia"/>
           <w:b/>
           <w:bCs/>
-          <w:color w:val="06302E"/>
+          <w:color w:val="1A1A1A"/>
           <w:sz w:val="23"/>
           <w:szCs w:val="23"/>
         </w:rPr>
@@ -784,12 +784,12 @@
       <w:tblPr>
         <w:tblW w:type="dxa" w:w="9458"/>
         <w:tblBorders>
-          <w:top w:val="single" w:color="C9D6D3" w:sz="2"/>
-          <w:left w:val="single" w:color="C9D6D3" w:sz="2"/>
-          <w:bottom w:val="single" w:color="C9D6D3" w:sz="2"/>
-          <w:right w:val="single" w:color="C9D6D3" w:sz="2"/>
-          <w:insideH w:val="single" w:color="C9D6D3" w:sz="2"/>
-          <w:insideV w:val="single" w:color="C9D6D3" w:sz="2"/>
+          <w:top w:val="single" w:color="C8C8C8" w:sz="2"/>
+          <w:left w:val="single" w:color="C8C8C8" w:sz="2"/>
+          <w:bottom w:val="single" w:color="C8C8C8" w:sz="2"/>
+          <w:right w:val="single" w:color="C8C8C8" w:sz="2"/>
+          <w:insideH w:val="single" w:color="C8C8C8" w:sz="2"/>
+          <w:insideV w:val="single" w:color="C8C8C8" w:sz="2"/>
         </w:tblBorders>
       </w:tblPr>
       <w:tblGrid>
@@ -803,24 +803,24 @@
         <w:tc>
           <w:tcPr>
             <w:tcW w:type="dxa" w:w="4351"/>
-            <w:shd w:fill="EEF4F2" w:val="clear"/>
-            <w:tcMar>
-              <w:top w:type="dxa" w:w="90"/>
-              <w:left w:type="dxa" w:w="130"/>
-              <w:bottom w:type="dxa" w:w="90"/>
-              <w:right w:type="dxa" w:w="130"/>
-            </w:tcMar>
-          </w:tcPr>
-          <w:p>
-            <w:pPr>
-              <w:spacing w:after="0" w:line="250"/>
-            </w:pPr>
-            <w:r>
-              <w:rPr>
-                <w:rFonts w:ascii="Calibri" w:cs="Calibri" w:eastAsia="Calibri" w:hAnsi="Calibri"/>
+            <w:shd w:fill="F2F2F2" w:val="clear"/>
+            <w:tcMar>
+              <w:top w:type="dxa" w:w="90"/>
+              <w:left w:type="dxa" w:w="130"/>
+              <w:bottom w:type="dxa" w:w="90"/>
+              <w:right w:type="dxa" w:w="130"/>
+            </w:tcMar>
+          </w:tcPr>
+          <w:p>
+            <w:pPr>
+              <w:spacing w:after="0" w:line="250"/>
+            </w:pPr>
+            <w:r>
+              <w:rPr>
+                <w:rFonts w:ascii="Georgia" w:cs="Georgia" w:eastAsia="Georgia" w:hAnsi="Georgia"/>
                 <w:b/>
                 <w:bCs/>
-                <w:color w:val="06302E"/>
+                <w:color w:val="1A1A1A"/>
                 <w:sz w:val="20"/>
                 <w:szCs w:val="20"/>
               </w:rPr>
@@ -831,24 +831,24 @@
         <w:tc>
           <w:tcPr>
             <w:tcW w:type="dxa" w:w="5107"/>
-            <w:shd w:fill="EEF4F2" w:val="clear"/>
-            <w:tcMar>
-              <w:top w:type="dxa" w:w="90"/>
-              <w:left w:type="dxa" w:w="130"/>
-              <w:bottom w:type="dxa" w:w="90"/>
-              <w:right w:type="dxa" w:w="130"/>
-            </w:tcMar>
-          </w:tcPr>
-          <w:p>
-            <w:pPr>
-              <w:spacing w:after="0" w:line="250"/>
-            </w:pPr>
-            <w:r>
-              <w:rPr>
-                <w:rFonts w:ascii="Calibri" w:cs="Calibri" w:eastAsia="Calibri" w:hAnsi="Calibri"/>
+            <w:shd w:fill="F2F2F2" w:val="clear"/>
+            <w:tcMar>
+              <w:top w:type="dxa" w:w="90"/>
+              <w:left w:type="dxa" w:w="130"/>
+              <w:bottom w:type="dxa" w:w="90"/>
+              <w:right w:type="dxa" w:w="130"/>
+            </w:tcMar>
+          </w:tcPr>
+          <w:p>
+            <w:pPr>
+              <w:spacing w:after="0" w:line="250"/>
+            </w:pPr>
+            <w:r>
+              <w:rPr>
+                <w:rFonts w:ascii="Georgia" w:cs="Georgia" w:eastAsia="Georgia" w:hAnsi="Georgia"/>
                 <w:b/>
                 <w:bCs/>
-                <w:color w:val="06302E"/>
+                <w:color w:val="1A1A1A"/>
                 <w:sz w:val="20"/>
                 <w:szCs w:val="20"/>
               </w:rPr>
@@ -877,8 +877,8 @@
             </w:pPr>
             <w:r>
               <w:rPr>
-                <w:rFonts w:ascii="Calibri" w:cs="Calibri" w:eastAsia="Calibri" w:hAnsi="Calibri"/>
-                <w:color w:val="1E2E2C"/>
+                <w:rFonts w:ascii="Georgia" w:cs="Georgia" w:eastAsia="Georgia" w:hAnsi="Georgia"/>
+                <w:color w:val="222222"/>
                 <w:sz w:val="20"/>
                 <w:szCs w:val="20"/>
               </w:rPr>
@@ -902,8 +902,8 @@
             </w:pPr>
             <w:r>
               <w:rPr>
-                <w:rFonts w:ascii="Calibri" w:cs="Calibri" w:eastAsia="Calibri" w:hAnsi="Calibri"/>
-                <w:color w:val="1E2E2C"/>
+                <w:rFonts w:ascii="Georgia" w:cs="Georgia" w:eastAsia="Georgia" w:hAnsi="Georgia"/>
+                <w:color w:val="222222"/>
                 <w:sz w:val="20"/>
                 <w:szCs w:val="20"/>
               </w:rPr>
@@ -932,8 +932,8 @@
             </w:pPr>
             <w:r>
               <w:rPr>
-                <w:rFonts w:ascii="Calibri" w:cs="Calibri" w:eastAsia="Calibri" w:hAnsi="Calibri"/>
-                <w:color w:val="1E2E2C"/>
+                <w:rFonts w:ascii="Georgia" w:cs="Georgia" w:eastAsia="Georgia" w:hAnsi="Georgia"/>
+                <w:color w:val="222222"/>
                 <w:sz w:val="20"/>
                 <w:szCs w:val="20"/>
               </w:rPr>
@@ -957,18 +957,18 @@
             </w:pPr>
             <w:r>
               <w:rPr>
-                <w:rFonts w:ascii="Calibri" w:cs="Calibri" w:eastAsia="Calibri" w:hAnsi="Calibri"/>
-                <w:color w:val="1E2E2C"/>
-                <w:sz w:val="20"/>
-                <w:szCs w:val="20"/>
-                <w:shd w:fill="FFF4D6" w:val="clear"/>
+                <w:rFonts w:ascii="Georgia" w:cs="Georgia" w:eastAsia="Georgia" w:hAnsi="Georgia"/>
+                <w:color w:val="222222"/>
+                <w:sz w:val="20"/>
+                <w:szCs w:val="20"/>
+                <w:shd w:fill="ECECEC" w:val="clear"/>
               </w:rPr>
               <w:t xml:space="preserve">[AMOUNT IN WORDS]</w:t>
             </w:r>
             <w:r>
               <w:rPr>
-                <w:rFonts w:ascii="Calibri" w:cs="Calibri" w:eastAsia="Calibri" w:hAnsi="Calibri"/>
-                <w:color w:val="1E2E2C"/>
+                <w:rFonts w:ascii="Georgia" w:cs="Georgia" w:eastAsia="Georgia" w:hAnsi="Georgia"/>
+                <w:color w:val="222222"/>
                 <w:sz w:val="20"/>
                 <w:szCs w:val="20"/>
               </w:rPr>
@@ -976,18 +976,18 @@
             </w:r>
             <w:r>
               <w:rPr>
-                <w:rFonts w:ascii="Calibri" w:cs="Calibri" w:eastAsia="Calibri" w:hAnsi="Calibri"/>
-                <w:color w:val="1E2E2C"/>
-                <w:sz w:val="20"/>
-                <w:szCs w:val="20"/>
-                <w:shd w:fill="FFF4D6" w:val="clear"/>
+                <w:rFonts w:ascii="Georgia" w:cs="Georgia" w:eastAsia="Georgia" w:hAnsi="Georgia"/>
+                <w:color w:val="222222"/>
+                <w:sz w:val="20"/>
+                <w:szCs w:val="20"/>
+                <w:shd w:fill="ECECEC" w:val="clear"/>
               </w:rPr>
               <w:t xml:space="preserve">[CENTS IN WORDS]</w:t>
             </w:r>
             <w:r>
               <w:rPr>
-                <w:rFonts w:ascii="Calibri" w:cs="Calibri" w:eastAsia="Calibri" w:hAnsi="Calibri"/>
-                <w:color w:val="1E2E2C"/>
+                <w:rFonts w:ascii="Georgia" w:cs="Georgia" w:eastAsia="Georgia" w:hAnsi="Georgia"/>
+                <w:color w:val="222222"/>
                 <w:sz w:val="20"/>
                 <w:szCs w:val="20"/>
               </w:rPr>
@@ -1016,8 +1016,8 @@
             </w:pPr>
             <w:r>
               <w:rPr>
-                <w:rFonts w:ascii="Calibri" w:cs="Calibri" w:eastAsia="Calibri" w:hAnsi="Calibri"/>
-                <w:color w:val="1E2E2C"/>
+                <w:rFonts w:ascii="Georgia" w:cs="Georgia" w:eastAsia="Georgia" w:hAnsi="Georgia"/>
+                <w:color w:val="222222"/>
                 <w:sz w:val="20"/>
                 <w:szCs w:val="20"/>
               </w:rPr>
@@ -1041,11 +1041,11 @@
             </w:pPr>
             <w:r>
               <w:rPr>
-                <w:rFonts w:ascii="Calibri" w:cs="Calibri" w:eastAsia="Calibri" w:hAnsi="Calibri"/>
-                <w:color w:val="1E2E2C"/>
-                <w:sz w:val="20"/>
-                <w:szCs w:val="20"/>
-                <w:shd w:fill="FFF4D6" w:val="clear"/>
+                <w:rFonts w:ascii="Georgia" w:cs="Georgia" w:eastAsia="Georgia" w:hAnsi="Georgia"/>
+                <w:color w:val="222222"/>
+                <w:sz w:val="20"/>
+                <w:szCs w:val="20"/>
+                <w:shd w:fill="ECECEC" w:val="clear"/>
               </w:rPr>
               <w:t xml:space="preserve">[DD MONTH YYYY]</w:t>
             </w:r>
@@ -1072,8 +1072,8 @@
             </w:pPr>
             <w:r>
               <w:rPr>
-                <w:rFonts w:ascii="Calibri" w:cs="Calibri" w:eastAsia="Calibri" w:hAnsi="Calibri"/>
-                <w:color w:val="1E2E2C"/>
+                <w:rFonts w:ascii="Georgia" w:cs="Georgia" w:eastAsia="Georgia" w:hAnsi="Georgia"/>
+                <w:color w:val="222222"/>
                 <w:sz w:val="20"/>
                 <w:szCs w:val="20"/>
               </w:rPr>
@@ -1097,8 +1097,8 @@
             </w:pPr>
             <w:r>
               <w:rPr>
-                <w:rFonts w:ascii="Calibri" w:cs="Calibri" w:eastAsia="Calibri" w:hAnsi="Calibri"/>
-                <w:color w:val="1E2E2C"/>
+                <w:rFonts w:ascii="Georgia" w:cs="Georgia" w:eastAsia="Georgia" w:hAnsi="Georgia"/>
+                <w:color w:val="222222"/>
                 <w:sz w:val="20"/>
                 <w:szCs w:val="20"/>
               </w:rPr>
@@ -1127,8 +1127,8 @@
             </w:pPr>
             <w:r>
               <w:rPr>
-                <w:rFonts w:ascii="Calibri" w:cs="Calibri" w:eastAsia="Calibri" w:hAnsi="Calibri"/>
-                <w:color w:val="1E2E2C"/>
+                <w:rFonts w:ascii="Georgia" w:cs="Georgia" w:eastAsia="Georgia" w:hAnsi="Georgia"/>
+                <w:color w:val="222222"/>
                 <w:sz w:val="20"/>
                 <w:szCs w:val="20"/>
               </w:rPr>
@@ -1152,11 +1152,11 @@
             </w:pPr>
             <w:r>
               <w:rPr>
-                <w:rFonts w:ascii="Calibri" w:cs="Calibri" w:eastAsia="Calibri" w:hAnsi="Calibri"/>
-                <w:color w:val="1E2E2C"/>
-                <w:sz w:val="20"/>
-                <w:szCs w:val="20"/>
-                <w:shd w:fill="FFF4D6" w:val="clear"/>
+                <w:rFonts w:ascii="Georgia" w:cs="Georgia" w:eastAsia="Georgia" w:hAnsi="Georgia"/>
+                <w:color w:val="222222"/>
+                <w:sz w:val="20"/>
+                <w:szCs w:val="20"/>
+                <w:shd w:fill="ECECEC" w:val="clear"/>
               </w:rPr>
               <w:t xml:space="preserve">[REFERENCE]</w:t>
             </w:r>
@@ -1183,8 +1183,8 @@
             </w:pPr>
             <w:r>
               <w:rPr>
-                <w:rFonts w:ascii="Calibri" w:cs="Calibri" w:eastAsia="Calibri" w:hAnsi="Calibri"/>
-                <w:color w:val="1E2E2C"/>
+                <w:rFonts w:ascii="Georgia" w:cs="Georgia" w:eastAsia="Georgia" w:hAnsi="Georgia"/>
+                <w:color w:val="222222"/>
                 <w:sz w:val="20"/>
                 <w:szCs w:val="20"/>
               </w:rPr>
@@ -1208,18 +1208,18 @@
             </w:pPr>
             <w:r>
               <w:rPr>
-                <w:rFonts w:ascii="Calibri" w:cs="Calibri" w:eastAsia="Calibri" w:hAnsi="Calibri"/>
-                <w:color w:val="1E2E2C"/>
-                <w:sz w:val="20"/>
-                <w:szCs w:val="20"/>
-                <w:shd w:fill="FFF4D6" w:val="clear"/>
+                <w:rFonts w:ascii="Georgia" w:cs="Georgia" w:eastAsia="Georgia" w:hAnsi="Georgia"/>
+                <w:color w:val="222222"/>
+                <w:sz w:val="20"/>
+                <w:szCs w:val="20"/>
+                <w:shd w:fill="ECECEC" w:val="clear"/>
               </w:rPr>
               <w:t xml:space="preserve">[THE CLIENT]</w:t>
             </w:r>
             <w:r>
               <w:rPr>
-                <w:rFonts w:ascii="Calibri" w:cs="Calibri" w:eastAsia="Calibri" w:hAnsi="Calibri"/>
-                <w:color w:val="1E2E2C"/>
+                <w:rFonts w:ascii="Georgia" w:cs="Georgia" w:eastAsia="Georgia" w:hAnsi="Georgia"/>
+                <w:color w:val="222222"/>
                 <w:sz w:val="20"/>
                 <w:szCs w:val="20"/>
               </w:rPr>
@@ -1227,11 +1227,11 @@
             </w:r>
             <w:r>
               <w:rPr>
-                <w:rFonts w:ascii="Calibri" w:cs="Calibri" w:eastAsia="Calibri" w:hAnsi="Calibri"/>
-                <w:color w:val="1E2E2C"/>
-                <w:sz w:val="20"/>
-                <w:szCs w:val="20"/>
-                <w:shd w:fill="FFF4D6" w:val="clear"/>
+                <w:rFonts w:ascii="Georgia" w:cs="Georgia" w:eastAsia="Georgia" w:hAnsi="Georgia"/>
+                <w:color w:val="222222"/>
+                <w:sz w:val="20"/>
+                <w:szCs w:val="20"/>
+                <w:shd w:fill="ECECEC" w:val="clear"/>
               </w:rPr>
               <w:t xml:space="preserve">[NAME OF THIRD PARTY WHO PAID, AND RELATIONSHIP]</w:t>
             </w:r>
@@ -1258,8 +1258,8 @@
             </w:pPr>
             <w:r>
               <w:rPr>
-                <w:rFonts w:ascii="Calibri" w:cs="Calibri" w:eastAsia="Calibri" w:hAnsi="Calibri"/>
-                <w:color w:val="1E2E2C"/>
+                <w:rFonts w:ascii="Georgia" w:cs="Georgia" w:eastAsia="Georgia" w:hAnsi="Georgia"/>
+                <w:color w:val="222222"/>
                 <w:sz w:val="20"/>
                 <w:szCs w:val="20"/>
               </w:rPr>
@@ -1283,11 +1283,11 @@
             </w:pPr>
             <w:r>
               <w:rPr>
-                <w:rFonts w:ascii="Calibri" w:cs="Calibri" w:eastAsia="Calibri" w:hAnsi="Calibri"/>
-                <w:color w:val="1E2E2C"/>
-                <w:sz w:val="20"/>
-                <w:szCs w:val="20"/>
-                <w:shd w:fill="FFF4D6" w:val="clear"/>
+                <w:rFonts w:ascii="Georgia" w:cs="Georgia" w:eastAsia="Georgia" w:hAnsi="Georgia"/>
+                <w:color w:val="222222"/>
+                <w:sz w:val="20"/>
+                <w:szCs w:val="20"/>
+                <w:shd w:fill="ECECEC" w:val="clear"/>
               </w:rPr>
               <w:t xml:space="preserve">[FULL NAME OF QUICKSERVE REPRESENTATIVE]</w:t>
             </w:r>
@@ -1307,10 +1307,10 @@
       </w:pPr>
       <w:r>
         <w:rPr>
-          <w:rFonts w:ascii="Calibri" w:cs="Calibri" w:eastAsia="Calibri" w:hAnsi="Calibri"/>
+          <w:rFonts w:ascii="Georgia" w:cs="Georgia" w:eastAsia="Georgia" w:hAnsi="Georgia"/>
           <w:b/>
           <w:bCs/>
-          <w:color w:val="06302E"/>
+          <w:color w:val="1A1A1A"/>
           <w:sz w:val="21"/>
           <w:szCs w:val="21"/>
         </w:rPr>
@@ -1318,8 +1318,8 @@
       </w:r>
       <w:r>
         <w:rPr>
-          <w:rFonts w:ascii="Calibri" w:cs="Calibri" w:eastAsia="Calibri" w:hAnsi="Calibri"/>
-          <w:color w:val="1E2E2C"/>
+          <w:rFonts w:ascii="Georgia" w:cs="Georgia" w:eastAsia="Georgia" w:hAnsi="Georgia"/>
+          <w:color w:val="222222"/>
           <w:sz w:val="21"/>
           <w:szCs w:val="21"/>
         </w:rPr>
@@ -1333,10 +1333,10 @@
       </w:pPr>
       <w:r>
         <w:rPr>
-          <w:rFonts w:ascii="Calibri" w:cs="Calibri" w:eastAsia="Calibri" w:hAnsi="Calibri"/>
+          <w:rFonts w:ascii="Georgia" w:cs="Georgia" w:eastAsia="Georgia" w:hAnsi="Georgia"/>
           <w:b/>
           <w:bCs/>
-          <w:color w:val="06302E"/>
+          <w:color w:val="1A1A1A"/>
           <w:sz w:val="21"/>
           <w:szCs w:val="21"/>
         </w:rPr>
@@ -1344,8 +1344,8 @@
       </w:r>
       <w:r>
         <w:rPr>
-          <w:rFonts w:ascii="Calibri" w:cs="Calibri" w:eastAsia="Calibri" w:hAnsi="Calibri"/>
-          <w:color w:val="1E2E2C"/>
+          <w:rFonts w:ascii="Georgia" w:cs="Georgia" w:eastAsia="Georgia" w:hAnsi="Georgia"/>
+          <w:color w:val="222222"/>
           <w:sz w:val="21"/>
           <w:szCs w:val="21"/>
         </w:rPr>
@@ -1356,16 +1356,16 @@
       <w:pPr>
         <w:pStyle w:val="Heading2"/>
         <w:pBdr>
-          <w:bottom w:val="single" w:color="12B84F" w:sz="6"/>
+          <w:bottom w:val="single" w:color="8C8C8C" w:sz="6"/>
         </w:pBdr>
         <w:spacing w:after="130" w:before="320"/>
       </w:pPr>
       <w:r>
         <w:rPr>
-          <w:rFonts w:ascii="Calibri" w:cs="Calibri" w:eastAsia="Calibri" w:hAnsi="Calibri"/>
+          <w:rFonts w:ascii="Georgia" w:cs="Georgia" w:eastAsia="Georgia" w:hAnsi="Georgia"/>
           <w:b/>
           <w:bCs/>
-          <w:color w:val="06302E"/>
+          <w:color w:val="1A1A1A"/>
           <w:sz w:val="23"/>
           <w:szCs w:val="23"/>
         </w:rPr>
@@ -1376,12 +1376,12 @@
       <w:tblPr>
         <w:tblW w:type="dxa" w:w="9458"/>
         <w:tblBorders>
-          <w:top w:val="single" w:color="C9D6D3" w:sz="2"/>
-          <w:left w:val="single" w:color="C9D6D3" w:sz="2"/>
-          <w:bottom w:val="single" w:color="C9D6D3" w:sz="2"/>
-          <w:right w:val="single" w:color="C9D6D3" w:sz="2"/>
-          <w:insideH w:val="single" w:color="C9D6D3" w:sz="2"/>
-          <w:insideV w:val="single" w:color="C9D6D3" w:sz="2"/>
+          <w:top w:val="single" w:color="C8C8C8" w:sz="2"/>
+          <w:left w:val="single" w:color="C8C8C8" w:sz="2"/>
+          <w:bottom w:val="single" w:color="C8C8C8" w:sz="2"/>
+          <w:right w:val="single" w:color="C8C8C8" w:sz="2"/>
+          <w:insideH w:val="single" w:color="C8C8C8" w:sz="2"/>
+          <w:insideV w:val="single" w:color="C8C8C8" w:sz="2"/>
         </w:tblBorders>
       </w:tblPr>
       <w:tblGrid>
@@ -1395,24 +1395,24 @@
         <w:tc>
           <w:tcPr>
             <w:tcW w:type="dxa" w:w="4351"/>
-            <w:shd w:fill="EEF4F2" w:val="clear"/>
-            <w:tcMar>
-              <w:top w:type="dxa" w:w="90"/>
-              <w:left w:type="dxa" w:w="130"/>
-              <w:bottom w:type="dxa" w:w="90"/>
-              <w:right w:type="dxa" w:w="130"/>
-            </w:tcMar>
-          </w:tcPr>
-          <w:p>
-            <w:pPr>
-              <w:spacing w:after="0" w:line="250"/>
-            </w:pPr>
-            <w:r>
-              <w:rPr>
-                <w:rFonts w:ascii="Calibri" w:cs="Calibri" w:eastAsia="Calibri" w:hAnsi="Calibri"/>
+            <w:shd w:fill="F2F2F2" w:val="clear"/>
+            <w:tcMar>
+              <w:top w:type="dxa" w:w="90"/>
+              <w:left w:type="dxa" w:w="130"/>
+              <w:bottom w:type="dxa" w:w="90"/>
+              <w:right w:type="dxa" w:w="130"/>
+            </w:tcMar>
+          </w:tcPr>
+          <w:p>
+            <w:pPr>
+              <w:spacing w:after="0" w:line="250"/>
+            </w:pPr>
+            <w:r>
+              <w:rPr>
+                <w:rFonts w:ascii="Georgia" w:cs="Georgia" w:eastAsia="Georgia" w:hAnsi="Georgia"/>
                 <w:b/>
                 <w:bCs/>
-                <w:color w:val="06302E"/>
+                <w:color w:val="1A1A1A"/>
                 <w:sz w:val="20"/>
                 <w:szCs w:val="20"/>
               </w:rPr>
@@ -1423,24 +1423,24 @@
         <w:tc>
           <w:tcPr>
             <w:tcW w:type="dxa" w:w="5107"/>
-            <w:shd w:fill="EEF4F2" w:val="clear"/>
-            <w:tcMar>
-              <w:top w:type="dxa" w:w="90"/>
-              <w:left w:type="dxa" w:w="130"/>
-              <w:bottom w:type="dxa" w:w="90"/>
-              <w:right w:type="dxa" w:w="130"/>
-            </w:tcMar>
-          </w:tcPr>
-          <w:p>
-            <w:pPr>
-              <w:spacing w:after="0" w:line="250"/>
-            </w:pPr>
-            <w:r>
-              <w:rPr>
-                <w:rFonts w:ascii="Calibri" w:cs="Calibri" w:eastAsia="Calibri" w:hAnsi="Calibri"/>
+            <w:shd w:fill="F2F2F2" w:val="clear"/>
+            <w:tcMar>
+              <w:top w:type="dxa" w:w="90"/>
+              <w:left w:type="dxa" w:w="130"/>
+              <w:bottom w:type="dxa" w:w="90"/>
+              <w:right w:type="dxa" w:w="130"/>
+            </w:tcMar>
+          </w:tcPr>
+          <w:p>
+            <w:pPr>
+              <w:spacing w:after="0" w:line="250"/>
+            </w:pPr>
+            <w:r>
+              <w:rPr>
+                <w:rFonts w:ascii="Georgia" w:cs="Georgia" w:eastAsia="Georgia" w:hAnsi="Georgia"/>
                 <w:b/>
                 <w:bCs/>
-                <w:color w:val="06302E"/>
+                <w:color w:val="1A1A1A"/>
                 <w:sz w:val="20"/>
                 <w:szCs w:val="20"/>
               </w:rPr>
@@ -1469,8 +1469,8 @@
             </w:pPr>
             <w:r>
               <w:rPr>
-                <w:rFonts w:ascii="Calibri" w:cs="Calibri" w:eastAsia="Calibri" w:hAnsi="Calibri"/>
-                <w:color w:val="1E2E2C"/>
+                <w:rFonts w:ascii="Georgia" w:cs="Georgia" w:eastAsia="Georgia" w:hAnsi="Georgia"/>
+                <w:color w:val="222222"/>
                 <w:sz w:val="20"/>
                 <w:szCs w:val="20"/>
               </w:rPr>
@@ -1494,8 +1494,8 @@
             </w:pPr>
             <w:r>
               <w:rPr>
-                <w:rFonts w:ascii="Calibri" w:cs="Calibri" w:eastAsia="Calibri" w:hAnsi="Calibri"/>
-                <w:color w:val="1E2E2C"/>
+                <w:rFonts w:ascii="Georgia" w:cs="Georgia" w:eastAsia="Georgia" w:hAnsi="Georgia"/>
+                <w:color w:val="222222"/>
                 <w:sz w:val="20"/>
                 <w:szCs w:val="20"/>
               </w:rPr>
@@ -1503,11 +1503,11 @@
             </w:r>
             <w:r>
               <w:rPr>
-                <w:rFonts w:ascii="Calibri" w:cs="Calibri" w:eastAsia="Calibri" w:hAnsi="Calibri"/>
-                <w:color w:val="1E2E2C"/>
-                <w:sz w:val="20"/>
-                <w:szCs w:val="20"/>
-                <w:shd w:fill="FFF4D6" w:val="clear"/>
+                <w:rFonts w:ascii="Georgia" w:cs="Georgia" w:eastAsia="Georgia" w:hAnsi="Georgia"/>
+                <w:color w:val="222222"/>
+                <w:sz w:val="20"/>
+                <w:szCs w:val="20"/>
+                <w:shd w:fill="ECECEC" w:val="clear"/>
               </w:rPr>
               <w:t xml:space="preserve">[0.00]</w:t>
             </w:r>
@@ -1534,8 +1534,8 @@
             </w:pPr>
             <w:r>
               <w:rPr>
-                <w:rFonts w:ascii="Calibri" w:cs="Calibri" w:eastAsia="Calibri" w:hAnsi="Calibri"/>
-                <w:color w:val="1E2E2C"/>
+                <w:rFonts w:ascii="Georgia" w:cs="Georgia" w:eastAsia="Georgia" w:hAnsi="Georgia"/>
+                <w:color w:val="222222"/>
                 <w:sz w:val="20"/>
                 <w:szCs w:val="20"/>
               </w:rPr>
@@ -1559,8 +1559,8 @@
             </w:pPr>
             <w:r>
               <w:rPr>
-                <w:rFonts w:ascii="Calibri" w:cs="Calibri" w:eastAsia="Calibri" w:hAnsi="Calibri"/>
-                <w:color w:val="1E2E2C"/>
+                <w:rFonts w:ascii="Georgia" w:cs="Georgia" w:eastAsia="Georgia" w:hAnsi="Georgia"/>
+                <w:color w:val="222222"/>
                 <w:sz w:val="20"/>
                 <w:szCs w:val="20"/>
               </w:rPr>
@@ -1568,11 +1568,11 @@
             </w:r>
             <w:r>
               <w:rPr>
-                <w:rFonts w:ascii="Calibri" w:cs="Calibri" w:eastAsia="Calibri" w:hAnsi="Calibri"/>
-                <w:color w:val="1E2E2C"/>
-                <w:sz w:val="20"/>
-                <w:szCs w:val="20"/>
-                <w:shd w:fill="FFF4D6" w:val="clear"/>
+                <w:rFonts w:ascii="Georgia" w:cs="Georgia" w:eastAsia="Georgia" w:hAnsi="Georgia"/>
+                <w:color w:val="222222"/>
+                <w:sz w:val="20"/>
+                <w:szCs w:val="20"/>
+                <w:shd w:fill="ECECEC" w:val="clear"/>
               </w:rPr>
               <w:t xml:space="preserve">[0.00]</w:t>
             </w:r>
@@ -1599,8 +1599,8 @@
             </w:pPr>
             <w:r>
               <w:rPr>
-                <w:rFonts w:ascii="Calibri" w:cs="Calibri" w:eastAsia="Calibri" w:hAnsi="Calibri"/>
-                <w:color w:val="1E2E2C"/>
+                <w:rFonts w:ascii="Georgia" w:cs="Georgia" w:eastAsia="Georgia" w:hAnsi="Georgia"/>
+                <w:color w:val="222222"/>
                 <w:sz w:val="20"/>
                 <w:szCs w:val="20"/>
               </w:rPr>
@@ -1624,8 +1624,8 @@
             </w:pPr>
             <w:r>
               <w:rPr>
-                <w:rFonts w:ascii="Calibri" w:cs="Calibri" w:eastAsia="Calibri" w:hAnsi="Calibri"/>
-                <w:color w:val="1E2E2C"/>
+                <w:rFonts w:ascii="Georgia" w:cs="Georgia" w:eastAsia="Georgia" w:hAnsi="Georgia"/>
+                <w:color w:val="222222"/>
                 <w:sz w:val="20"/>
                 <w:szCs w:val="20"/>
               </w:rPr>
@@ -1633,11 +1633,11 @@
             </w:r>
             <w:r>
               <w:rPr>
-                <w:rFonts w:ascii="Calibri" w:cs="Calibri" w:eastAsia="Calibri" w:hAnsi="Calibri"/>
-                <w:color w:val="1E2E2C"/>
-                <w:sz w:val="20"/>
-                <w:szCs w:val="20"/>
-                <w:shd w:fill="FFF4D6" w:val="clear"/>
+                <w:rFonts w:ascii="Georgia" w:cs="Georgia" w:eastAsia="Georgia" w:hAnsi="Georgia"/>
+                <w:color w:val="222222"/>
+                <w:sz w:val="20"/>
+                <w:szCs w:val="20"/>
+                <w:shd w:fill="ECECEC" w:val="clear"/>
               </w:rPr>
               <w:t xml:space="preserve">[0.00]</w:t>
             </w:r>
@@ -1664,8 +1664,8 @@
             </w:pPr>
             <w:r>
               <w:rPr>
-                <w:rFonts w:ascii="Calibri" w:cs="Calibri" w:eastAsia="Calibri" w:hAnsi="Calibri"/>
-                <w:color w:val="1E2E2C"/>
+                <w:rFonts w:ascii="Georgia" w:cs="Georgia" w:eastAsia="Georgia" w:hAnsi="Georgia"/>
+                <w:color w:val="222222"/>
                 <w:sz w:val="20"/>
                 <w:szCs w:val="20"/>
               </w:rPr>
@@ -1689,8 +1689,8 @@
             </w:pPr>
             <w:r>
               <w:rPr>
-                <w:rFonts w:ascii="Calibri" w:cs="Calibri" w:eastAsia="Calibri" w:hAnsi="Calibri"/>
-                <w:color w:val="1E2E2C"/>
+                <w:rFonts w:ascii="Georgia" w:cs="Georgia" w:eastAsia="Georgia" w:hAnsi="Georgia"/>
+                <w:color w:val="222222"/>
                 <w:sz w:val="20"/>
                 <w:szCs w:val="20"/>
               </w:rPr>
@@ -1698,11 +1698,11 @@
             </w:r>
             <w:r>
               <w:rPr>
-                <w:rFonts w:ascii="Calibri" w:cs="Calibri" w:eastAsia="Calibri" w:hAnsi="Calibri"/>
-                <w:color w:val="1E2E2C"/>
-                <w:sz w:val="20"/>
-                <w:szCs w:val="20"/>
-                <w:shd w:fill="FFF4D6" w:val="clear"/>
+                <w:rFonts w:ascii="Georgia" w:cs="Georgia" w:eastAsia="Georgia" w:hAnsi="Georgia"/>
+                <w:color w:val="222222"/>
+                <w:sz w:val="20"/>
+                <w:szCs w:val="20"/>
+                <w:shd w:fill="ECECEC" w:val="clear"/>
               </w:rPr>
               <w:t xml:space="preserve">[0.00]</w:t>
             </w:r>
@@ -1729,8 +1729,8 @@
             </w:pPr>
             <w:r>
               <w:rPr>
-                <w:rFonts w:ascii="Calibri" w:cs="Calibri" w:eastAsia="Calibri" w:hAnsi="Calibri"/>
-                <w:color w:val="1E2E2C"/>
+                <w:rFonts w:ascii="Georgia" w:cs="Georgia" w:eastAsia="Georgia" w:hAnsi="Georgia"/>
+                <w:color w:val="222222"/>
                 <w:sz w:val="20"/>
                 <w:szCs w:val="20"/>
               </w:rPr>
@@ -1754,8 +1754,8 @@
             </w:pPr>
             <w:r>
               <w:rPr>
-                <w:rFonts w:ascii="Calibri" w:cs="Calibri" w:eastAsia="Calibri" w:hAnsi="Calibri"/>
-                <w:color w:val="1E2E2C"/>
+                <w:rFonts w:ascii="Georgia" w:cs="Georgia" w:eastAsia="Georgia" w:hAnsi="Georgia"/>
+                <w:color w:val="222222"/>
                 <w:sz w:val="20"/>
                 <w:szCs w:val="20"/>
               </w:rPr>
@@ -1763,11 +1763,11 @@
             </w:r>
             <w:r>
               <w:rPr>
-                <w:rFonts w:ascii="Calibri" w:cs="Calibri" w:eastAsia="Calibri" w:hAnsi="Calibri"/>
-                <w:color w:val="1E2E2C"/>
-                <w:sz w:val="20"/>
-                <w:szCs w:val="20"/>
-                <w:shd w:fill="FFF4D6" w:val="clear"/>
+                <w:rFonts w:ascii="Georgia" w:cs="Georgia" w:eastAsia="Georgia" w:hAnsi="Georgia"/>
+                <w:color w:val="222222"/>
+                <w:sz w:val="20"/>
+                <w:szCs w:val="20"/>
+                <w:shd w:fill="ECECEC" w:val="clear"/>
               </w:rPr>
               <w:t xml:space="preserve">[0.00]</w:t>
             </w:r>
@@ -1794,8 +1794,8 @@
             </w:pPr>
             <w:r>
               <w:rPr>
-                <w:rFonts w:ascii="Calibri" w:cs="Calibri" w:eastAsia="Calibri" w:hAnsi="Calibri"/>
-                <w:color w:val="1E2E2C"/>
+                <w:rFonts w:ascii="Georgia" w:cs="Georgia" w:eastAsia="Georgia" w:hAnsi="Georgia"/>
+                <w:color w:val="222222"/>
                 <w:sz w:val="20"/>
                 <w:szCs w:val="20"/>
               </w:rPr>
@@ -1819,8 +1819,8 @@
             </w:pPr>
             <w:r>
               <w:rPr>
-                <w:rFonts w:ascii="Calibri" w:cs="Calibri" w:eastAsia="Calibri" w:hAnsi="Calibri"/>
-                <w:color w:val="1E2E2C"/>
+                <w:rFonts w:ascii="Georgia" w:cs="Georgia" w:eastAsia="Georgia" w:hAnsi="Georgia"/>
+                <w:color w:val="222222"/>
                 <w:sz w:val="20"/>
                 <w:szCs w:val="20"/>
               </w:rPr>
@@ -1828,11 +1828,11 @@
             </w:r>
             <w:r>
               <w:rPr>
-                <w:rFonts w:ascii="Calibri" w:cs="Calibri" w:eastAsia="Calibri" w:hAnsi="Calibri"/>
-                <w:color w:val="1E2E2C"/>
-                <w:sz w:val="20"/>
-                <w:szCs w:val="20"/>
-                <w:shd w:fill="FFF4D6" w:val="clear"/>
+                <w:rFonts w:ascii="Georgia" w:cs="Georgia" w:eastAsia="Georgia" w:hAnsi="Georgia"/>
+                <w:color w:val="222222"/>
+                <w:sz w:val="20"/>
+                <w:szCs w:val="20"/>
+                <w:shd w:fill="ECECEC" w:val="clear"/>
               </w:rPr>
               <w:t xml:space="preserve">[0.00]</w:t>
             </w:r>
@@ -1859,8 +1859,8 @@
             </w:pPr>
             <w:r>
               <w:rPr>
-                <w:rFonts w:ascii="Calibri" w:cs="Calibri" w:eastAsia="Calibri" w:hAnsi="Calibri"/>
-                <w:color w:val="1E2E2C"/>
+                <w:rFonts w:ascii="Georgia" w:cs="Georgia" w:eastAsia="Georgia" w:hAnsi="Georgia"/>
+                <w:color w:val="222222"/>
                 <w:sz w:val="20"/>
                 <w:szCs w:val="20"/>
               </w:rPr>
@@ -1884,8 +1884,8 @@
             </w:pPr>
             <w:r>
               <w:rPr>
-                <w:rFonts w:ascii="Calibri" w:cs="Calibri" w:eastAsia="Calibri" w:hAnsi="Calibri"/>
-                <w:color w:val="1E2E2C"/>
+                <w:rFonts w:ascii="Georgia" w:cs="Georgia" w:eastAsia="Georgia" w:hAnsi="Georgia"/>
+                <w:color w:val="222222"/>
                 <w:sz w:val="20"/>
                 <w:szCs w:val="20"/>
               </w:rPr>
@@ -1893,11 +1893,11 @@
             </w:r>
             <w:r>
               <w:rPr>
-                <w:rFonts w:ascii="Calibri" w:cs="Calibri" w:eastAsia="Calibri" w:hAnsi="Calibri"/>
-                <w:color w:val="1E2E2C"/>
-                <w:sz w:val="20"/>
-                <w:szCs w:val="20"/>
-                <w:shd w:fill="FFF4D6" w:val="clear"/>
+                <w:rFonts w:ascii="Georgia" w:cs="Georgia" w:eastAsia="Georgia" w:hAnsi="Georgia"/>
+                <w:color w:val="222222"/>
+                <w:sz w:val="20"/>
+                <w:szCs w:val="20"/>
+                <w:shd w:fill="ECECEC" w:val="clear"/>
               </w:rPr>
               <w:t xml:space="preserve">[0.00]</w:t>
             </w:r>
@@ -1924,8 +1924,8 @@
             </w:pPr>
             <w:r>
               <w:rPr>
-                <w:rFonts w:ascii="Calibri" w:cs="Calibri" w:eastAsia="Calibri" w:hAnsi="Calibri"/>
-                <w:color w:val="1E2E2C"/>
+                <w:rFonts w:ascii="Georgia" w:cs="Georgia" w:eastAsia="Georgia" w:hAnsi="Georgia"/>
+                <w:color w:val="222222"/>
                 <w:sz w:val="20"/>
                 <w:szCs w:val="20"/>
               </w:rPr>
@@ -1949,8 +1949,8 @@
             </w:pPr>
             <w:r>
               <w:rPr>
-                <w:rFonts w:ascii="Calibri" w:cs="Calibri" w:eastAsia="Calibri" w:hAnsi="Calibri"/>
-                <w:color w:val="1E2E2C"/>
+                <w:rFonts w:ascii="Georgia" w:cs="Georgia" w:eastAsia="Georgia" w:hAnsi="Georgia"/>
+                <w:color w:val="222222"/>
                 <w:sz w:val="20"/>
                 <w:szCs w:val="20"/>
               </w:rPr>
@@ -1979,8 +1979,8 @@
             </w:pPr>
             <w:r>
               <w:rPr>
-                <w:rFonts w:ascii="Calibri" w:cs="Calibri" w:eastAsia="Calibri" w:hAnsi="Calibri"/>
-                <w:color w:val="1E2E2C"/>
+                <w:rFonts w:ascii="Georgia" w:cs="Georgia" w:eastAsia="Georgia" w:hAnsi="Georgia"/>
+                <w:color w:val="222222"/>
                 <w:sz w:val="20"/>
                 <w:szCs w:val="20"/>
               </w:rPr>
@@ -2004,8 +2004,8 @@
             </w:pPr>
             <w:r>
               <w:rPr>
-                <w:rFonts w:ascii="Calibri" w:cs="Calibri" w:eastAsia="Calibri" w:hAnsi="Calibri"/>
-                <w:color w:val="1E2E2C"/>
+                <w:rFonts w:ascii="Georgia" w:cs="Georgia" w:eastAsia="Georgia" w:hAnsi="Georgia"/>
+                <w:color w:val="222222"/>
                 <w:sz w:val="20"/>
                 <w:szCs w:val="20"/>
               </w:rPr>
@@ -2024,16 +2024,16 @@
       <w:pPr>
         <w:pStyle w:val="Heading2"/>
         <w:pBdr>
-          <w:bottom w:val="single" w:color="12B84F" w:sz="6"/>
+          <w:bottom w:val="single" w:color="8C8C8C" w:sz="6"/>
         </w:pBdr>
         <w:spacing w:after="130" w:before="320"/>
       </w:pPr>
       <w:r>
         <w:rPr>
-          <w:rFonts w:ascii="Calibri" w:cs="Calibri" w:eastAsia="Calibri" w:hAnsi="Calibri"/>
+          <w:rFonts w:ascii="Georgia" w:cs="Georgia" w:eastAsia="Georgia" w:hAnsi="Georgia"/>
           <w:b/>
           <w:bCs/>
-          <w:color w:val="06302E"/>
+          <w:color w:val="1A1A1A"/>
           <w:sz w:val="23"/>
           <w:szCs w:val="23"/>
         </w:rPr>
@@ -2044,12 +2044,12 @@
       <w:tblPr>
         <w:tblW w:type="dxa" w:w="9458"/>
         <w:tblBorders>
-          <w:top w:val="single" w:color="C9D6D3" w:sz="2"/>
-          <w:left w:val="single" w:color="C9D6D3" w:sz="2"/>
-          <w:bottom w:val="single" w:color="C9D6D3" w:sz="2"/>
-          <w:right w:val="single" w:color="C9D6D3" w:sz="2"/>
-          <w:insideH w:val="single" w:color="C9D6D3" w:sz="2"/>
-          <w:insideV w:val="single" w:color="C9D6D3" w:sz="2"/>
+          <w:top w:val="single" w:color="C8C8C8" w:sz="2"/>
+          <w:left w:val="single" w:color="C8C8C8" w:sz="2"/>
+          <w:bottom w:val="single" w:color="C8C8C8" w:sz="2"/>
+          <w:right w:val="single" w:color="C8C8C8" w:sz="2"/>
+          <w:insideH w:val="single" w:color="C8C8C8" w:sz="2"/>
+          <w:insideV w:val="single" w:color="C8C8C8" w:sz="2"/>
         </w:tblBorders>
       </w:tblPr>
       <w:tblGrid>
@@ -2063,24 +2063,24 @@
         <w:tc>
           <w:tcPr>
             <w:tcW w:type="dxa" w:w="4351"/>
-            <w:shd w:fill="EEF4F2" w:val="clear"/>
-            <w:tcMar>
-              <w:top w:type="dxa" w:w="90"/>
-              <w:left w:type="dxa" w:w="130"/>
-              <w:bottom w:type="dxa" w:w="90"/>
-              <w:right w:type="dxa" w:w="130"/>
-            </w:tcMar>
-          </w:tcPr>
-          <w:p>
-            <w:pPr>
-              <w:spacing w:after="0" w:line="250"/>
-            </w:pPr>
-            <w:r>
-              <w:rPr>
-                <w:rFonts w:ascii="Calibri" w:cs="Calibri" w:eastAsia="Calibri" w:hAnsi="Calibri"/>
+            <w:shd w:fill="F2F2F2" w:val="clear"/>
+            <w:tcMar>
+              <w:top w:type="dxa" w:w="90"/>
+              <w:left w:type="dxa" w:w="130"/>
+              <w:bottom w:type="dxa" w:w="90"/>
+              <w:right w:type="dxa" w:w="130"/>
+            </w:tcMar>
+          </w:tcPr>
+          <w:p>
+            <w:pPr>
+              <w:spacing w:after="0" w:line="250"/>
+            </w:pPr>
+            <w:r>
+              <w:rPr>
+                <w:rFonts w:ascii="Georgia" w:cs="Georgia" w:eastAsia="Georgia" w:hAnsi="Georgia"/>
                 <w:b/>
                 <w:bCs/>
-                <w:color w:val="06302E"/>
+                <w:color w:val="1A1A1A"/>
                 <w:sz w:val="20"/>
                 <w:szCs w:val="20"/>
               </w:rPr>
@@ -2091,24 +2091,24 @@
         <w:tc>
           <w:tcPr>
             <w:tcW w:type="dxa" w:w="5107"/>
-            <w:shd w:fill="EEF4F2" w:val="clear"/>
-            <w:tcMar>
-              <w:top w:type="dxa" w:w="90"/>
-              <w:left w:type="dxa" w:w="130"/>
-              <w:bottom w:type="dxa" w:w="90"/>
-              <w:right w:type="dxa" w:w="130"/>
-            </w:tcMar>
-          </w:tcPr>
-          <w:p>
-            <w:pPr>
-              <w:spacing w:after="0" w:line="250"/>
-            </w:pPr>
-            <w:r>
-              <w:rPr>
-                <w:rFonts w:ascii="Calibri" w:cs="Calibri" w:eastAsia="Calibri" w:hAnsi="Calibri"/>
+            <w:shd w:fill="F2F2F2" w:val="clear"/>
+            <w:tcMar>
+              <w:top w:type="dxa" w:w="90"/>
+              <w:left w:type="dxa" w:w="130"/>
+              <w:bottom w:type="dxa" w:w="90"/>
+              <w:right w:type="dxa" w:w="130"/>
+            </w:tcMar>
+          </w:tcPr>
+          <w:p>
+            <w:pPr>
+              <w:spacing w:after="0" w:line="250"/>
+            </w:pPr>
+            <w:r>
+              <w:rPr>
+                <w:rFonts w:ascii="Georgia" w:cs="Georgia" w:eastAsia="Georgia" w:hAnsi="Georgia"/>
                 <w:b/>
                 <w:bCs/>
-                <w:color w:val="06302E"/>
+                <w:color w:val="1A1A1A"/>
                 <w:sz w:val="20"/>
                 <w:szCs w:val="20"/>
               </w:rPr>
@@ -2137,8 +2137,8 @@
             </w:pPr>
             <w:r>
               <w:rPr>
-                <w:rFonts w:ascii="Calibri" w:cs="Calibri" w:eastAsia="Calibri" w:hAnsi="Calibri"/>
-                <w:color w:val="1E2E2C"/>
+                <w:rFonts w:ascii="Georgia" w:cs="Georgia" w:eastAsia="Georgia" w:hAnsi="Georgia"/>
+                <w:color w:val="222222"/>
                 <w:sz w:val="20"/>
                 <w:szCs w:val="20"/>
               </w:rPr>
@@ -2162,8 +2162,8 @@
             </w:pPr>
             <w:r>
               <w:rPr>
-                <w:rFonts w:ascii="Calibri" w:cs="Calibri" w:eastAsia="Calibri" w:hAnsi="Calibri"/>
-                <w:color w:val="1E2E2C"/>
+                <w:rFonts w:ascii="Georgia" w:cs="Georgia" w:eastAsia="Georgia" w:hAnsi="Georgia"/>
+                <w:color w:val="222222"/>
                 <w:sz w:val="20"/>
                 <w:szCs w:val="20"/>
               </w:rPr>
@@ -2171,11 +2171,11 @@
             </w:r>
             <w:r>
               <w:rPr>
-                <w:rFonts w:ascii="Calibri" w:cs="Calibri" w:eastAsia="Calibri" w:hAnsi="Calibri"/>
-                <w:color w:val="1E2E2C"/>
-                <w:sz w:val="20"/>
-                <w:szCs w:val="20"/>
-                <w:shd w:fill="FFF4D6" w:val="clear"/>
+                <w:rFonts w:ascii="Georgia" w:cs="Georgia" w:eastAsia="Georgia" w:hAnsi="Georgia"/>
+                <w:color w:val="222222"/>
+                <w:sz w:val="20"/>
+                <w:szCs w:val="20"/>
+                <w:shd w:fill="ECECEC" w:val="clear"/>
               </w:rPr>
               <w:t xml:space="preserve">[0.00]</w:t>
             </w:r>
@@ -2202,8 +2202,8 @@
             </w:pPr>
             <w:r>
               <w:rPr>
-                <w:rFonts w:ascii="Calibri" w:cs="Calibri" w:eastAsia="Calibri" w:hAnsi="Calibri"/>
-                <w:color w:val="1E2E2C"/>
+                <w:rFonts w:ascii="Georgia" w:cs="Georgia" w:eastAsia="Georgia" w:hAnsi="Georgia"/>
+                <w:color w:val="222222"/>
                 <w:sz w:val="20"/>
                 <w:szCs w:val="20"/>
               </w:rPr>
@@ -2227,8 +2227,8 @@
             </w:pPr>
             <w:r>
               <w:rPr>
-                <w:rFonts w:ascii="Calibri" w:cs="Calibri" w:eastAsia="Calibri" w:hAnsi="Calibri"/>
-                <w:color w:val="1E2E2C"/>
+                <w:rFonts w:ascii="Georgia" w:cs="Georgia" w:eastAsia="Georgia" w:hAnsi="Georgia"/>
+                <w:color w:val="222222"/>
                 <w:sz w:val="20"/>
                 <w:szCs w:val="20"/>
               </w:rPr>
@@ -2236,11 +2236,11 @@
             </w:r>
             <w:r>
               <w:rPr>
-                <w:rFonts w:ascii="Calibri" w:cs="Calibri" w:eastAsia="Calibri" w:hAnsi="Calibri"/>
-                <w:color w:val="1E2E2C"/>
-                <w:sz w:val="20"/>
-                <w:szCs w:val="20"/>
-                <w:shd w:fill="FFF4D6" w:val="clear"/>
+                <w:rFonts w:ascii="Georgia" w:cs="Georgia" w:eastAsia="Georgia" w:hAnsi="Georgia"/>
+                <w:color w:val="222222"/>
+                <w:sz w:val="20"/>
+                <w:szCs w:val="20"/>
+                <w:shd w:fill="ECECEC" w:val="clear"/>
               </w:rPr>
               <w:t xml:space="preserve">[0.00]</w:t>
             </w:r>
@@ -2267,8 +2267,8 @@
             </w:pPr>
             <w:r>
               <w:rPr>
-                <w:rFonts w:ascii="Calibri" w:cs="Calibri" w:eastAsia="Calibri" w:hAnsi="Calibri"/>
-                <w:color w:val="1E2E2C"/>
+                <w:rFonts w:ascii="Georgia" w:cs="Georgia" w:eastAsia="Georgia" w:hAnsi="Georgia"/>
+                <w:color w:val="222222"/>
                 <w:sz w:val="20"/>
                 <w:szCs w:val="20"/>
               </w:rPr>
@@ -2292,8 +2292,8 @@
             </w:pPr>
             <w:r>
               <w:rPr>
-                <w:rFonts w:ascii="Calibri" w:cs="Calibri" w:eastAsia="Calibri" w:hAnsi="Calibri"/>
-                <w:color w:val="1E2E2C"/>
+                <w:rFonts w:ascii="Georgia" w:cs="Georgia" w:eastAsia="Georgia" w:hAnsi="Georgia"/>
+                <w:color w:val="222222"/>
                 <w:sz w:val="20"/>
                 <w:szCs w:val="20"/>
               </w:rPr>
@@ -2301,11 +2301,11 @@
             </w:r>
             <w:r>
               <w:rPr>
-                <w:rFonts w:ascii="Calibri" w:cs="Calibri" w:eastAsia="Calibri" w:hAnsi="Calibri"/>
-                <w:color w:val="1E2E2C"/>
-                <w:sz w:val="20"/>
-                <w:szCs w:val="20"/>
-                <w:shd w:fill="FFF4D6" w:val="clear"/>
+                <w:rFonts w:ascii="Georgia" w:cs="Georgia" w:eastAsia="Georgia" w:hAnsi="Georgia"/>
+                <w:color w:val="222222"/>
+                <w:sz w:val="20"/>
+                <w:szCs w:val="20"/>
+                <w:shd w:fill="ECECEC" w:val="clear"/>
               </w:rPr>
               <w:t xml:space="preserve">[0.00]</w:t>
             </w:r>
@@ -2332,8 +2332,8 @@
             </w:pPr>
             <w:r>
               <w:rPr>
-                <w:rFonts w:ascii="Calibri" w:cs="Calibri" w:eastAsia="Calibri" w:hAnsi="Calibri"/>
-                <w:color w:val="1E2E2C"/>
+                <w:rFonts w:ascii="Georgia" w:cs="Georgia" w:eastAsia="Georgia" w:hAnsi="Georgia"/>
+                <w:color w:val="222222"/>
                 <w:sz w:val="20"/>
                 <w:szCs w:val="20"/>
               </w:rPr>
@@ -2357,8 +2357,8 @@
             </w:pPr>
             <w:r>
               <w:rPr>
-                <w:rFonts w:ascii="Calibri" w:cs="Calibri" w:eastAsia="Calibri" w:hAnsi="Calibri"/>
-                <w:color w:val="1E2E2C"/>
+                <w:rFonts w:ascii="Georgia" w:cs="Georgia" w:eastAsia="Georgia" w:hAnsi="Georgia"/>
+                <w:color w:val="222222"/>
                 <w:sz w:val="20"/>
                 <w:szCs w:val="20"/>
               </w:rPr>
@@ -2366,11 +2366,11 @@
             </w:r>
             <w:r>
               <w:rPr>
-                <w:rFonts w:ascii="Calibri" w:cs="Calibri" w:eastAsia="Calibri" w:hAnsi="Calibri"/>
-                <w:color w:val="1E2E2C"/>
-                <w:sz w:val="20"/>
-                <w:szCs w:val="20"/>
-                <w:shd w:fill="FFF4D6" w:val="clear"/>
+                <w:rFonts w:ascii="Georgia" w:cs="Georgia" w:eastAsia="Georgia" w:hAnsi="Georgia"/>
+                <w:color w:val="222222"/>
+                <w:sz w:val="20"/>
+                <w:szCs w:val="20"/>
+                <w:shd w:fill="ECECEC" w:val="clear"/>
               </w:rPr>
               <w:t xml:space="preserve">[0.00]</w:t>
             </w:r>
@@ -2397,8 +2397,8 @@
             </w:pPr>
             <w:r>
               <w:rPr>
-                <w:rFonts w:ascii="Calibri" w:cs="Calibri" w:eastAsia="Calibri" w:hAnsi="Calibri"/>
-                <w:color w:val="1E2E2C"/>
+                <w:rFonts w:ascii="Georgia" w:cs="Georgia" w:eastAsia="Georgia" w:hAnsi="Georgia"/>
+                <w:color w:val="222222"/>
                 <w:sz w:val="20"/>
                 <w:szCs w:val="20"/>
               </w:rPr>
@@ -2422,8 +2422,8 @@
             </w:pPr>
             <w:r>
               <w:rPr>
-                <w:rFonts w:ascii="Calibri" w:cs="Calibri" w:eastAsia="Calibri" w:hAnsi="Calibri"/>
-                <w:color w:val="1E2E2C"/>
+                <w:rFonts w:ascii="Georgia" w:cs="Georgia" w:eastAsia="Georgia" w:hAnsi="Georgia"/>
+                <w:color w:val="222222"/>
                 <w:sz w:val="20"/>
                 <w:szCs w:val="20"/>
               </w:rPr>
@@ -2431,11 +2431,11 @@
             </w:r>
             <w:r>
               <w:rPr>
-                <w:rFonts w:ascii="Calibri" w:cs="Calibri" w:eastAsia="Calibri" w:hAnsi="Calibri"/>
-                <w:color w:val="1E2E2C"/>
-                <w:sz w:val="20"/>
-                <w:szCs w:val="20"/>
-                <w:shd w:fill="FFF4D6" w:val="clear"/>
+                <w:rFonts w:ascii="Georgia" w:cs="Georgia" w:eastAsia="Georgia" w:hAnsi="Georgia"/>
+                <w:color w:val="222222"/>
+                <w:sz w:val="20"/>
+                <w:szCs w:val="20"/>
+                <w:shd w:fill="ECECEC" w:val="clear"/>
               </w:rPr>
               <w:t xml:space="preserve">[0.00]</w:t>
             </w:r>
@@ -2462,8 +2462,8 @@
             </w:pPr>
             <w:r>
               <w:rPr>
-                <w:rFonts w:ascii="Calibri" w:cs="Calibri" w:eastAsia="Calibri" w:hAnsi="Calibri"/>
-                <w:color w:val="1E2E2C"/>
+                <w:rFonts w:ascii="Georgia" w:cs="Georgia" w:eastAsia="Georgia" w:hAnsi="Georgia"/>
+                <w:color w:val="222222"/>
                 <w:sz w:val="20"/>
                 <w:szCs w:val="20"/>
               </w:rPr>
@@ -2487,8 +2487,8 @@
             </w:pPr>
             <w:r>
               <w:rPr>
-                <w:rFonts w:ascii="Calibri" w:cs="Calibri" w:eastAsia="Calibri" w:hAnsi="Calibri"/>
-                <w:color w:val="1E2E2C"/>
+                <w:rFonts w:ascii="Georgia" w:cs="Georgia" w:eastAsia="Georgia" w:hAnsi="Georgia"/>
+                <w:color w:val="222222"/>
                 <w:sz w:val="20"/>
                 <w:szCs w:val="20"/>
               </w:rPr>
@@ -2517,8 +2517,8 @@
             </w:pPr>
             <w:r>
               <w:rPr>
-                <w:rFonts w:ascii="Calibri" w:cs="Calibri" w:eastAsia="Calibri" w:hAnsi="Calibri"/>
-                <w:color w:val="1E2E2C"/>
+                <w:rFonts w:ascii="Georgia" w:cs="Georgia" w:eastAsia="Georgia" w:hAnsi="Georgia"/>
+                <w:color w:val="222222"/>
                 <w:sz w:val="20"/>
                 <w:szCs w:val="20"/>
               </w:rPr>
@@ -2542,11 +2542,11 @@
             </w:pPr>
             <w:r>
               <w:rPr>
-                <w:rFonts w:ascii="Calibri" w:cs="Calibri" w:eastAsia="Calibri" w:hAnsi="Calibri"/>
-                <w:color w:val="1E2E2C"/>
-                <w:sz w:val="20"/>
-                <w:szCs w:val="20"/>
-                <w:shd w:fill="FFF4D6" w:val="clear"/>
+                <w:rFonts w:ascii="Georgia" w:cs="Georgia" w:eastAsia="Georgia" w:hAnsi="Georgia"/>
+                <w:color w:val="222222"/>
+                <w:sz w:val="20"/>
+                <w:szCs w:val="20"/>
+                <w:shd w:fill="ECECEC" w:val="clear"/>
               </w:rPr>
               <w:t xml:space="preserve">[DD MONTH YYYY]</w:t>
             </w:r>
@@ -2573,8 +2573,8 @@
             </w:pPr>
             <w:r>
               <w:rPr>
-                <w:rFonts w:ascii="Calibri" w:cs="Calibri" w:eastAsia="Calibri" w:hAnsi="Calibri"/>
-                <w:color w:val="1E2E2C"/>
+                <w:rFonts w:ascii="Georgia" w:cs="Georgia" w:eastAsia="Georgia" w:hAnsi="Georgia"/>
+                <w:color w:val="222222"/>
                 <w:sz w:val="20"/>
                 <w:szCs w:val="20"/>
               </w:rPr>
@@ -2598,18 +2598,18 @@
             </w:pPr>
             <w:r>
               <w:rPr>
-                <w:rFonts w:ascii="Calibri" w:cs="Calibri" w:eastAsia="Calibri" w:hAnsi="Calibri"/>
-                <w:color w:val="1E2E2C"/>
-                <w:sz w:val="20"/>
-                <w:szCs w:val="20"/>
-                <w:shd w:fill="FFF4D6" w:val="clear"/>
+                <w:rFonts w:ascii="Georgia" w:cs="Georgia" w:eastAsia="Georgia" w:hAnsi="Georgia"/>
+                <w:color w:val="222222"/>
+                <w:sz w:val="20"/>
+                <w:szCs w:val="20"/>
+                <w:shd w:fill="ECECEC" w:val="clear"/>
               </w:rPr>
               <w:t xml:space="preserve">[OPEN AND UP TO DATE]</w:t>
             </w:r>
             <w:r>
               <w:rPr>
-                <w:rFonts w:ascii="Calibri" w:cs="Calibri" w:eastAsia="Calibri" w:hAnsi="Calibri"/>
-                <w:color w:val="1E2E2C"/>
+                <w:rFonts w:ascii="Georgia" w:cs="Georgia" w:eastAsia="Georgia" w:hAnsi="Georgia"/>
+                <w:color w:val="222222"/>
                 <w:sz w:val="20"/>
                 <w:szCs w:val="20"/>
               </w:rPr>
@@ -2617,18 +2617,18 @@
             </w:r>
             <w:r>
               <w:rPr>
-                <w:rFonts w:ascii="Calibri" w:cs="Calibri" w:eastAsia="Calibri" w:hAnsi="Calibri"/>
-                <w:color w:val="1E2E2C"/>
-                <w:sz w:val="20"/>
-                <w:szCs w:val="20"/>
-                <w:shd w:fill="FFF4D6" w:val="clear"/>
+                <w:rFonts w:ascii="Georgia" w:cs="Georgia" w:eastAsia="Georgia" w:hAnsi="Georgia"/>
+                <w:color w:val="222222"/>
+                <w:sz w:val="20"/>
+                <w:szCs w:val="20"/>
+                <w:shd w:fill="ECECEC" w:val="clear"/>
               </w:rPr>
               <w:t xml:space="preserve">[OVERDUE]</w:t>
             </w:r>
             <w:r>
               <w:rPr>
-                <w:rFonts w:ascii="Calibri" w:cs="Calibri" w:eastAsia="Calibri" w:hAnsi="Calibri"/>
-                <w:color w:val="1E2E2C"/>
+                <w:rFonts w:ascii="Georgia" w:cs="Georgia" w:eastAsia="Georgia" w:hAnsi="Georgia"/>
+                <w:color w:val="222222"/>
                 <w:sz w:val="20"/>
                 <w:szCs w:val="20"/>
               </w:rPr>
@@ -2636,11 +2636,11 @@
             </w:r>
             <w:r>
               <w:rPr>
-                <w:rFonts w:ascii="Calibri" w:cs="Calibri" w:eastAsia="Calibri" w:hAnsi="Calibri"/>
-                <w:color w:val="1E2E2C"/>
-                <w:sz w:val="20"/>
-                <w:szCs w:val="20"/>
-                <w:shd w:fill="FFF4D6" w:val="clear"/>
+                <w:rFonts w:ascii="Georgia" w:cs="Georgia" w:eastAsia="Georgia" w:hAnsi="Georgia"/>
+                <w:color w:val="222222"/>
+                <w:sz w:val="20"/>
+                <w:szCs w:val="20"/>
+                <w:shd w:fill="ECECEC" w:val="clear"/>
               </w:rPr>
               <w:t xml:space="preserve">[SETTLED IN FULL]</w:t>
             </w:r>
@@ -2660,10 +2660,10 @@
       </w:pPr>
       <w:r>
         <w:rPr>
-          <w:rFonts w:ascii="Calibri" w:cs="Calibri" w:eastAsia="Calibri" w:hAnsi="Calibri"/>
+          <w:rFonts w:ascii="Georgia" w:cs="Georgia" w:eastAsia="Georgia" w:hAnsi="Georgia"/>
           <w:b/>
           <w:bCs/>
-          <w:color w:val="06302E"/>
+          <w:color w:val="1A1A1A"/>
           <w:sz w:val="21"/>
           <w:szCs w:val="21"/>
         </w:rPr>
@@ -2671,8 +2671,8 @@
       </w:r>
       <w:r>
         <w:rPr>
-          <w:rFonts w:ascii="Calibri" w:cs="Calibri" w:eastAsia="Calibri" w:hAnsi="Calibri"/>
-          <w:color w:val="1E2E2C"/>
+          <w:rFonts w:ascii="Georgia" w:cs="Georgia" w:eastAsia="Georgia" w:hAnsi="Georgia"/>
+          <w:color w:val="222222"/>
           <w:sz w:val="21"/>
           <w:szCs w:val="21"/>
         </w:rPr>
@@ -2683,16 +2683,16 @@
       <w:pPr>
         <w:pStyle w:val="Heading2"/>
         <w:pBdr>
-          <w:bottom w:val="single" w:color="12B84F" w:sz="6"/>
+          <w:bottom w:val="single" w:color="8C8C8C" w:sz="6"/>
         </w:pBdr>
         <w:spacing w:after="130" w:before="320"/>
       </w:pPr>
       <w:r>
         <w:rPr>
-          <w:rFonts w:ascii="Calibri" w:cs="Calibri" w:eastAsia="Calibri" w:hAnsi="Calibri"/>
+          <w:rFonts w:ascii="Georgia" w:cs="Georgia" w:eastAsia="Georgia" w:hAnsi="Georgia"/>
           <w:b/>
           <w:bCs/>
-          <w:color w:val="06302E"/>
+          <w:color w:val="1A1A1A"/>
           <w:sz w:val="23"/>
           <w:szCs w:val="23"/>
         </w:rPr>
@@ -2706,10 +2706,10 @@
       </w:pPr>
       <w:r>
         <w:rPr>
-          <w:rFonts w:ascii="Calibri" w:cs="Calibri" w:eastAsia="Calibri" w:hAnsi="Calibri"/>
+          <w:rFonts w:ascii="Georgia" w:cs="Georgia" w:eastAsia="Georgia" w:hAnsi="Georgia"/>
           <w:b/>
           <w:bCs/>
-          <w:color w:val="06302E"/>
+          <w:color w:val="1A1A1A"/>
           <w:sz w:val="21"/>
           <w:szCs w:val="21"/>
         </w:rPr>
@@ -2717,8 +2717,8 @@
       </w:r>
       <w:r>
         <w:rPr>
-          <w:rFonts w:ascii="Calibri" w:cs="Calibri" w:eastAsia="Calibri" w:hAnsi="Calibri"/>
-          <w:color w:val="1E2E2C"/>
+          <w:rFonts w:ascii="Georgia" w:cs="Georgia" w:eastAsia="Georgia" w:hAnsi="Georgia"/>
+          <w:color w:val="222222"/>
           <w:sz w:val="21"/>
           <w:szCs w:val="21"/>
         </w:rPr>
@@ -2732,10 +2732,10 @@
       </w:pPr>
       <w:r>
         <w:rPr>
-          <w:rFonts w:ascii="Calibri" w:cs="Calibri" w:eastAsia="Calibri" w:hAnsi="Calibri"/>
+          <w:rFonts w:ascii="Georgia" w:cs="Georgia" w:eastAsia="Georgia" w:hAnsi="Georgia"/>
           <w:b/>
           <w:bCs/>
-          <w:color w:val="06302E"/>
+          <w:color w:val="1A1A1A"/>
           <w:sz w:val="21"/>
           <w:szCs w:val="21"/>
         </w:rPr>
@@ -2743,8 +2743,8 @@
       </w:r>
       <w:r>
         <w:rPr>
-          <w:rFonts w:ascii="Calibri" w:cs="Calibri" w:eastAsia="Calibri" w:hAnsi="Calibri"/>
-          <w:color w:val="1E2E2C"/>
+          <w:rFonts w:ascii="Georgia" w:cs="Georgia" w:eastAsia="Georgia" w:hAnsi="Georgia"/>
+          <w:color w:val="222222"/>
           <w:sz w:val="21"/>
           <w:szCs w:val="21"/>
         </w:rPr>
@@ -2758,10 +2758,10 @@
       </w:pPr>
       <w:r>
         <w:rPr>
-          <w:rFonts w:ascii="Calibri" w:cs="Calibri" w:eastAsia="Calibri" w:hAnsi="Calibri"/>
+          <w:rFonts w:ascii="Georgia" w:cs="Georgia" w:eastAsia="Georgia" w:hAnsi="Georgia"/>
           <w:b/>
           <w:bCs/>
-          <w:color w:val="06302E"/>
+          <w:color w:val="1A1A1A"/>
           <w:sz w:val="21"/>
           <w:szCs w:val="21"/>
         </w:rPr>
@@ -2769,8 +2769,8 @@
       </w:r>
       <w:r>
         <w:rPr>
-          <w:rFonts w:ascii="Calibri" w:cs="Calibri" w:eastAsia="Calibri" w:hAnsi="Calibri"/>
-          <w:color w:val="1E2E2C"/>
+          <w:rFonts w:ascii="Georgia" w:cs="Georgia" w:eastAsia="Georgia" w:hAnsi="Georgia"/>
+          <w:color w:val="222222"/>
           <w:sz w:val="21"/>
           <w:szCs w:val="21"/>
         </w:rPr>
@@ -2784,10 +2784,10 @@
       </w:pPr>
       <w:r>
         <w:rPr>
-          <w:rFonts w:ascii="Calibri" w:cs="Calibri" w:eastAsia="Calibri" w:hAnsi="Calibri"/>
+          <w:rFonts w:ascii="Georgia" w:cs="Georgia" w:eastAsia="Georgia" w:hAnsi="Georgia"/>
           <w:b/>
           <w:bCs/>
-          <w:color w:val="06302E"/>
+          <w:color w:val="1A1A1A"/>
           <w:sz w:val="21"/>
           <w:szCs w:val="21"/>
         </w:rPr>
@@ -2795,8 +2795,8 @@
       </w:r>
       <w:r>
         <w:rPr>
-          <w:rFonts w:ascii="Calibri" w:cs="Calibri" w:eastAsia="Calibri" w:hAnsi="Calibri"/>
-          <w:color w:val="1E2E2C"/>
+          <w:rFonts w:ascii="Georgia" w:cs="Georgia" w:eastAsia="Georgia" w:hAnsi="Georgia"/>
+          <w:color w:val="222222"/>
           <w:sz w:val="21"/>
           <w:szCs w:val="21"/>
         </w:rPr>
@@ -2810,10 +2810,10 @@
       </w:pPr>
       <w:r>
         <w:rPr>
-          <w:rFonts w:ascii="Calibri" w:cs="Calibri" w:eastAsia="Calibri" w:hAnsi="Calibri"/>
+          <w:rFonts w:ascii="Georgia" w:cs="Georgia" w:eastAsia="Georgia" w:hAnsi="Georgia"/>
           <w:b/>
           <w:bCs/>
-          <w:color w:val="06302E"/>
+          <w:color w:val="1A1A1A"/>
           <w:sz w:val="21"/>
           <w:szCs w:val="21"/>
         </w:rPr>
@@ -2821,8 +2821,8 @@
       </w:r>
       <w:r>
         <w:rPr>
-          <w:rFonts w:ascii="Calibri" w:cs="Calibri" w:eastAsia="Calibri" w:hAnsi="Calibri"/>
-          <w:color w:val="1E2E2C"/>
+          <w:rFonts w:ascii="Georgia" w:cs="Georgia" w:eastAsia="Georgia" w:hAnsi="Georgia"/>
+          <w:color w:val="222222"/>
           <w:sz w:val="21"/>
           <w:szCs w:val="21"/>
         </w:rPr>
@@ -2836,10 +2836,10 @@
       </w:pPr>
       <w:r>
         <w:rPr>
-          <w:rFonts w:ascii="Calibri" w:cs="Calibri" w:eastAsia="Calibri" w:hAnsi="Calibri"/>
+          <w:rFonts w:ascii="Georgia" w:cs="Georgia" w:eastAsia="Georgia" w:hAnsi="Georgia"/>
           <w:b/>
           <w:bCs/>
-          <w:color w:val="06302E"/>
+          <w:color w:val="1A1A1A"/>
           <w:sz w:val="21"/>
           <w:szCs w:val="21"/>
         </w:rPr>
@@ -2847,8 +2847,8 @@
       </w:r>
       <w:r>
         <w:rPr>
-          <w:rFonts w:ascii="Calibri" w:cs="Calibri" w:eastAsia="Calibri" w:hAnsi="Calibri"/>
-          <w:color w:val="1E2E2C"/>
+          <w:rFonts w:ascii="Georgia" w:cs="Georgia" w:eastAsia="Georgia" w:hAnsi="Georgia"/>
+          <w:color w:val="222222"/>
           <w:sz w:val="21"/>
           <w:szCs w:val="21"/>
         </w:rPr>
@@ -2862,10 +2862,10 @@
       </w:pPr>
       <w:r>
         <w:rPr>
-          <w:rFonts w:ascii="Calibri" w:cs="Calibri" w:eastAsia="Calibri" w:hAnsi="Calibri"/>
+          <w:rFonts w:ascii="Georgia" w:cs="Georgia" w:eastAsia="Georgia" w:hAnsi="Georgia"/>
           <w:b/>
           <w:bCs/>
-          <w:color w:val="06302E"/>
+          <w:color w:val="1A1A1A"/>
           <w:sz w:val="21"/>
           <w:szCs w:val="21"/>
         </w:rPr>
@@ -2873,10 +2873,10 @@
       </w:r>
       <w:r>
         <w:rPr>
-          <w:rFonts w:ascii="Calibri" w:cs="Calibri" w:eastAsia="Calibri" w:hAnsi="Calibri"/>
+          <w:rFonts w:ascii="Georgia" w:cs="Georgia" w:eastAsia="Georgia" w:hAnsi="Georgia"/>
           <w:b/>
           <w:bCs/>
-          <w:color w:val="1E2E2C"/>
+          <w:color w:val="222222"/>
           <w:sz w:val="21"/>
           <w:szCs w:val="21"/>
         </w:rPr>
@@ -2884,8 +2884,8 @@
       </w:r>
       <w:r>
         <w:rPr>
-          <w:rFonts w:ascii="Calibri" w:cs="Calibri" w:eastAsia="Calibri" w:hAnsi="Calibri"/>
-          <w:color w:val="1E2E2C"/>
+          <w:rFonts w:ascii="Georgia" w:cs="Georgia" w:eastAsia="Georgia" w:hAnsi="Georgia"/>
+          <w:color w:val="222222"/>
           <w:sz w:val="21"/>
           <w:szCs w:val="21"/>
         </w:rPr>
@@ -2896,12 +2896,12 @@
       <w:tblPr>
         <w:tblW w:type="dxa" w:w="9458"/>
         <w:tblBorders>
-          <w:top w:val="single" w:color="C9D6D3" w:sz="2"/>
-          <w:left w:val="single" w:color="C9D6D3" w:sz="2"/>
-          <w:bottom w:val="single" w:color="C9D6D3" w:sz="2"/>
-          <w:right w:val="single" w:color="C9D6D3" w:sz="2"/>
-          <w:insideH w:val="single" w:color="C9D6D3" w:sz="2"/>
-          <w:insideV w:val="single" w:color="C9D6D3" w:sz="2"/>
+          <w:top w:val="single" w:color="C8C8C8" w:sz="2"/>
+          <w:left w:val="single" w:color="C8C8C8" w:sz="2"/>
+          <w:bottom w:val="single" w:color="C8C8C8" w:sz="2"/>
+          <w:right w:val="single" w:color="C8C8C8" w:sz="2"/>
+          <w:insideH w:val="single" w:color="C8C8C8" w:sz="2"/>
+          <w:insideV w:val="single" w:color="C8C8C8" w:sz="2"/>
         </w:tblBorders>
       </w:tblPr>
       <w:tblGrid>
@@ -2915,24 +2915,24 @@
         <w:tc>
           <w:tcPr>
             <w:tcW w:type="dxa" w:w="4351"/>
-            <w:shd w:fill="EEF4F2" w:val="clear"/>
-            <w:tcMar>
-              <w:top w:type="dxa" w:w="90"/>
-              <w:left w:type="dxa" w:w="130"/>
-              <w:bottom w:type="dxa" w:w="90"/>
-              <w:right w:type="dxa" w:w="130"/>
-            </w:tcMar>
-          </w:tcPr>
-          <w:p>
-            <w:pPr>
-              <w:spacing w:after="0" w:line="250"/>
-            </w:pPr>
-            <w:r>
-              <w:rPr>
-                <w:rFonts w:ascii="Calibri" w:cs="Calibri" w:eastAsia="Calibri" w:hAnsi="Calibri"/>
+            <w:shd w:fill="F2F2F2" w:val="clear"/>
+            <w:tcMar>
+              <w:top w:type="dxa" w:w="90"/>
+              <w:left w:type="dxa" w:w="130"/>
+              <w:bottom w:type="dxa" w:w="90"/>
+              <w:right w:type="dxa" w:w="130"/>
+            </w:tcMar>
+          </w:tcPr>
+          <w:p>
+            <w:pPr>
+              <w:spacing w:after="0" w:line="250"/>
+            </w:pPr>
+            <w:r>
+              <w:rPr>
+                <w:rFonts w:ascii="Georgia" w:cs="Georgia" w:eastAsia="Georgia" w:hAnsi="Georgia"/>
                 <w:b/>
                 <w:bCs/>
-                <w:color w:val="06302E"/>
+                <w:color w:val="1A1A1A"/>
                 <w:sz w:val="20"/>
                 <w:szCs w:val="20"/>
               </w:rPr>
@@ -2943,24 +2943,24 @@
         <w:tc>
           <w:tcPr>
             <w:tcW w:type="dxa" w:w="5107"/>
-            <w:shd w:fill="EEF4F2" w:val="clear"/>
-            <w:tcMar>
-              <w:top w:type="dxa" w:w="90"/>
-              <w:left w:type="dxa" w:w="130"/>
-              <w:bottom w:type="dxa" w:w="90"/>
-              <w:right w:type="dxa" w:w="130"/>
-            </w:tcMar>
-          </w:tcPr>
-          <w:p>
-            <w:pPr>
-              <w:spacing w:after="0" w:line="250"/>
-            </w:pPr>
-            <w:r>
-              <w:rPr>
-                <w:rFonts w:ascii="Calibri" w:cs="Calibri" w:eastAsia="Calibri" w:hAnsi="Calibri"/>
+            <w:shd w:fill="F2F2F2" w:val="clear"/>
+            <w:tcMar>
+              <w:top w:type="dxa" w:w="90"/>
+              <w:left w:type="dxa" w:w="130"/>
+              <w:bottom w:type="dxa" w:w="90"/>
+              <w:right w:type="dxa" w:w="130"/>
+            </w:tcMar>
+          </w:tcPr>
+          <w:p>
+            <w:pPr>
+              <w:spacing w:after="0" w:line="250"/>
+            </w:pPr>
+            <w:r>
+              <w:rPr>
+                <w:rFonts w:ascii="Georgia" w:cs="Georgia" w:eastAsia="Georgia" w:hAnsi="Georgia"/>
                 <w:b/>
                 <w:bCs/>
-                <w:color w:val="06302E"/>
+                <w:color w:val="1A1A1A"/>
                 <w:sz w:val="20"/>
                 <w:szCs w:val="20"/>
               </w:rPr>
@@ -2989,8 +2989,8 @@
             </w:pPr>
             <w:r>
               <w:rPr>
-                <w:rFonts w:ascii="Calibri" w:cs="Calibri" w:eastAsia="Calibri" w:hAnsi="Calibri"/>
-                <w:color w:val="1E2E2C"/>
+                <w:rFonts w:ascii="Georgia" w:cs="Georgia" w:eastAsia="Georgia" w:hAnsi="Georgia"/>
+                <w:color w:val="222222"/>
                 <w:sz w:val="20"/>
                 <w:szCs w:val="20"/>
               </w:rPr>
@@ -3011,12 +3011,11 @@
           <w:p>
             <w:pPr>
               <w:spacing w:after="0" w:line="250"/>
-              <w:jc w:val="right"/>
-            </w:pPr>
-            <w:r>
-              <w:rPr>
-                <w:rFonts w:ascii="Calibri" w:cs="Calibri" w:eastAsia="Calibri" w:hAnsi="Calibri"/>
-                <w:color w:val="1E2E2C"/>
+            </w:pPr>
+            <w:r>
+              <w:rPr>
+                <w:rFonts w:ascii="Georgia" w:cs="Georgia" w:eastAsia="Georgia" w:hAnsi="Georgia"/>
+                <w:color w:val="222222"/>
                 <w:sz w:val="20"/>
                 <w:szCs w:val="20"/>
               </w:rPr>
@@ -3045,8 +3044,8 @@
             </w:pPr>
             <w:r>
               <w:rPr>
-                <w:rFonts w:ascii="Calibri" w:cs="Calibri" w:eastAsia="Calibri" w:hAnsi="Calibri"/>
-                <w:color w:val="1E2E2C"/>
+                <w:rFonts w:ascii="Georgia" w:cs="Georgia" w:eastAsia="Georgia" w:hAnsi="Georgia"/>
+                <w:color w:val="222222"/>
                 <w:sz w:val="20"/>
                 <w:szCs w:val="20"/>
               </w:rPr>
@@ -3067,12 +3066,11 @@
           <w:p>
             <w:pPr>
               <w:spacing w:after="0" w:line="250"/>
-              <w:jc w:val="right"/>
-            </w:pPr>
-            <w:r>
-              <w:rPr>
-                <w:rFonts w:ascii="Calibri" w:cs="Calibri" w:eastAsia="Calibri" w:hAnsi="Calibri"/>
-                <w:color w:val="1E2E2C"/>
+            </w:pPr>
+            <w:r>
+              <w:rPr>
+                <w:rFonts w:ascii="Georgia" w:cs="Georgia" w:eastAsia="Georgia" w:hAnsi="Georgia"/>
+                <w:color w:val="222222"/>
                 <w:sz w:val="20"/>
                 <w:szCs w:val="20"/>
               </w:rPr>
@@ -3101,8 +3099,8 @@
             </w:pPr>
             <w:r>
               <w:rPr>
-                <w:rFonts w:ascii="Calibri" w:cs="Calibri" w:eastAsia="Calibri" w:hAnsi="Calibri"/>
-                <w:color w:val="1E2E2C"/>
+                <w:rFonts w:ascii="Georgia" w:cs="Georgia" w:eastAsia="Georgia" w:hAnsi="Georgia"/>
+                <w:color w:val="222222"/>
                 <w:sz w:val="20"/>
                 <w:szCs w:val="20"/>
               </w:rPr>
@@ -3123,12 +3121,11 @@
           <w:p>
             <w:pPr>
               <w:spacing w:after="0" w:line="250"/>
-              <w:jc w:val="right"/>
-            </w:pPr>
-            <w:r>
-              <w:rPr>
-                <w:rFonts w:ascii="Calibri" w:cs="Calibri" w:eastAsia="Calibri" w:hAnsi="Calibri"/>
-                <w:color w:val="1E2E2C"/>
+            </w:pPr>
+            <w:r>
+              <w:rPr>
+                <w:rFonts w:ascii="Georgia" w:cs="Georgia" w:eastAsia="Georgia" w:hAnsi="Georgia"/>
+                <w:color w:val="222222"/>
                 <w:sz w:val="20"/>
                 <w:szCs w:val="20"/>
               </w:rPr>
@@ -3157,8 +3154,8 @@
             </w:pPr>
             <w:r>
               <w:rPr>
-                <w:rFonts w:ascii="Calibri" w:cs="Calibri" w:eastAsia="Calibri" w:hAnsi="Calibri"/>
-                <w:color w:val="1E2E2C"/>
+                <w:rFonts w:ascii="Georgia" w:cs="Georgia" w:eastAsia="Georgia" w:hAnsi="Georgia"/>
+                <w:color w:val="222222"/>
                 <w:sz w:val="20"/>
                 <w:szCs w:val="20"/>
               </w:rPr>
@@ -3179,12 +3176,11 @@
           <w:p>
             <w:pPr>
               <w:spacing w:after="0" w:line="250"/>
-              <w:jc w:val="right"/>
-            </w:pPr>
-            <w:r>
-              <w:rPr>
-                <w:rFonts w:ascii="Calibri" w:cs="Calibri" w:eastAsia="Calibri" w:hAnsi="Calibri"/>
-                <w:color w:val="1E2E2C"/>
+            </w:pPr>
+            <w:r>
+              <w:rPr>
+                <w:rFonts w:ascii="Georgia" w:cs="Georgia" w:eastAsia="Georgia" w:hAnsi="Georgia"/>
+                <w:color w:val="222222"/>
                 <w:sz w:val="20"/>
                 <w:szCs w:val="20"/>
               </w:rPr>
@@ -3213,8 +3209,8 @@
             </w:pPr>
             <w:r>
               <w:rPr>
-                <w:rFonts w:ascii="Calibri" w:cs="Calibri" w:eastAsia="Calibri" w:hAnsi="Calibri"/>
-                <w:color w:val="1E2E2C"/>
+                <w:rFonts w:ascii="Georgia" w:cs="Georgia" w:eastAsia="Georgia" w:hAnsi="Georgia"/>
+                <w:color w:val="222222"/>
                 <w:sz w:val="20"/>
                 <w:szCs w:val="20"/>
               </w:rPr>
@@ -3235,12 +3231,11 @@
           <w:p>
             <w:pPr>
               <w:spacing w:after="0" w:line="250"/>
-              <w:jc w:val="right"/>
-            </w:pPr>
-            <w:r>
-              <w:rPr>
-                <w:rFonts w:ascii="Calibri" w:cs="Calibri" w:eastAsia="Calibri" w:hAnsi="Calibri"/>
-                <w:color w:val="1E2E2C"/>
+            </w:pPr>
+            <w:r>
+              <w:rPr>
+                <w:rFonts w:ascii="Georgia" w:cs="Georgia" w:eastAsia="Georgia" w:hAnsi="Georgia"/>
+                <w:color w:val="222222"/>
                 <w:sz w:val="20"/>
                 <w:szCs w:val="20"/>
               </w:rPr>
@@ -3269,8 +3264,8 @@
             </w:pPr>
             <w:r>
               <w:rPr>
-                <w:rFonts w:ascii="Calibri" w:cs="Calibri" w:eastAsia="Calibri" w:hAnsi="Calibri"/>
-                <w:color w:val="1E2E2C"/>
+                <w:rFonts w:ascii="Georgia" w:cs="Georgia" w:eastAsia="Georgia" w:hAnsi="Georgia"/>
+                <w:color w:val="222222"/>
                 <w:sz w:val="20"/>
                 <w:szCs w:val="20"/>
               </w:rPr>
@@ -3294,8 +3289,8 @@
             </w:pPr>
             <w:r>
               <w:rPr>
-                <w:rFonts w:ascii="Calibri" w:cs="Calibri" w:eastAsia="Calibri" w:hAnsi="Calibri"/>
-                <w:color w:val="1E2E2C"/>
+                <w:rFonts w:ascii="Georgia" w:cs="Georgia" w:eastAsia="Georgia" w:hAnsi="Georgia"/>
+                <w:color w:val="222222"/>
                 <w:sz w:val="20"/>
                 <w:szCs w:val="20"/>
               </w:rPr>
@@ -3324,8 +3319,8 @@
             </w:pPr>
             <w:r>
               <w:rPr>
-                <w:rFonts w:ascii="Calibri" w:cs="Calibri" w:eastAsia="Calibri" w:hAnsi="Calibri"/>
-                <w:color w:val="1E2E2C"/>
+                <w:rFonts w:ascii="Georgia" w:cs="Georgia" w:eastAsia="Georgia" w:hAnsi="Georgia"/>
+                <w:color w:val="222222"/>
                 <w:sz w:val="20"/>
                 <w:szCs w:val="20"/>
               </w:rPr>
@@ -3349,8 +3344,8 @@
             </w:pPr>
             <w:r>
               <w:rPr>
-                <w:rFonts w:ascii="Calibri" w:cs="Calibri" w:eastAsia="Calibri" w:hAnsi="Calibri"/>
-                <w:color w:val="1E2E2C"/>
+                <w:rFonts w:ascii="Georgia" w:cs="Georgia" w:eastAsia="Georgia" w:hAnsi="Georgia"/>
+                <w:color w:val="222222"/>
                 <w:sz w:val="20"/>
                 <w:szCs w:val="20"/>
               </w:rPr>
@@ -3372,10 +3367,10 @@
       </w:pPr>
       <w:r>
         <w:rPr>
-          <w:rFonts w:ascii="Calibri" w:cs="Calibri" w:eastAsia="Calibri" w:hAnsi="Calibri"/>
+          <w:rFonts w:ascii="Georgia" w:cs="Georgia" w:eastAsia="Georgia" w:hAnsi="Georgia"/>
           <w:b/>
           <w:bCs/>
-          <w:color w:val="06302E"/>
+          <w:color w:val="1A1A1A"/>
           <w:sz w:val="21"/>
           <w:szCs w:val="21"/>
         </w:rPr>
@@ -3383,8 +3378,8 @@
       </w:r>
       <w:r>
         <w:rPr>
-          <w:rFonts w:ascii="Calibri" w:cs="Calibri" w:eastAsia="Calibri" w:hAnsi="Calibri"/>
-          <w:color w:val="1E2E2C"/>
+          <w:rFonts w:ascii="Georgia" w:cs="Georgia" w:eastAsia="Georgia" w:hAnsi="Georgia"/>
+          <w:color w:val="222222"/>
           <w:sz w:val="21"/>
           <w:szCs w:val="21"/>
         </w:rPr>
@@ -3392,10 +3387,10 @@
       </w:r>
       <w:r>
         <w:rPr>
-          <w:rFonts w:ascii="Calibri" w:cs="Calibri" w:eastAsia="Calibri" w:hAnsi="Calibri"/>
+          <w:rFonts w:ascii="Georgia" w:cs="Georgia" w:eastAsia="Georgia" w:hAnsi="Georgia"/>
           <w:i/>
           <w:iCs/>
-          <w:color w:val="1E2E2C"/>
+          <w:color w:val="222222"/>
           <w:sz w:val="21"/>
           <w:szCs w:val="21"/>
         </w:rPr>
@@ -3403,8 +3398,8 @@
       </w:r>
       <w:r>
         <w:rPr>
-          <w:rFonts w:ascii="Calibri" w:cs="Calibri" w:eastAsia="Calibri" w:hAnsi="Calibri"/>
-          <w:color w:val="1E2E2C"/>
+          <w:rFonts w:ascii="Georgia" w:cs="Georgia" w:eastAsia="Georgia" w:hAnsi="Georgia"/>
+          <w:color w:val="222222"/>
           <w:sz w:val="21"/>
           <w:szCs w:val="21"/>
         </w:rPr>
@@ -3415,16 +3410,16 @@
       <w:pPr>
         <w:pStyle w:val="Heading2"/>
         <w:pBdr>
-          <w:bottom w:val="single" w:color="12B84F" w:sz="6"/>
+          <w:bottom w:val="single" w:color="8C8C8C" w:sz="6"/>
         </w:pBdr>
         <w:spacing w:after="130" w:before="320"/>
       </w:pPr>
       <w:r>
         <w:rPr>
-          <w:rFonts w:ascii="Calibri" w:cs="Calibri" w:eastAsia="Calibri" w:hAnsi="Calibri"/>
+          <w:rFonts w:ascii="Georgia" w:cs="Georgia" w:eastAsia="Georgia" w:hAnsi="Georgia"/>
           <w:b/>
           <w:bCs/>
-          <w:color w:val="06302E"/>
+          <w:color w:val="1A1A1A"/>
           <w:sz w:val="23"/>
           <w:szCs w:val="23"/>
         </w:rPr>
@@ -3438,10 +3433,10 @@
       </w:pPr>
       <w:r>
         <w:rPr>
-          <w:rFonts w:ascii="Calibri" w:cs="Calibri" w:eastAsia="Calibri" w:hAnsi="Calibri"/>
+          <w:rFonts w:ascii="Georgia" w:cs="Georgia" w:eastAsia="Georgia" w:hAnsi="Georgia"/>
           <w:b/>
           <w:bCs/>
-          <w:color w:val="06302E"/>
+          <w:color w:val="1A1A1A"/>
           <w:sz w:val="21"/>
           <w:szCs w:val="21"/>
         </w:rPr>
@@ -3449,8 +3444,8 @@
       </w:r>
       <w:r>
         <w:rPr>
-          <w:rFonts w:ascii="Calibri" w:cs="Calibri" w:eastAsia="Calibri" w:hAnsi="Calibri"/>
-          <w:color w:val="1E2E2C"/>
+          <w:rFonts w:ascii="Georgia" w:cs="Georgia" w:eastAsia="Georgia" w:hAnsi="Georgia"/>
+          <w:color w:val="222222"/>
           <w:sz w:val="21"/>
           <w:szCs w:val="21"/>
         </w:rPr>
@@ -3461,12 +3456,12 @@
       <w:tblPr>
         <w:tblW w:type="dxa" w:w="9458"/>
         <w:tblBorders>
-          <w:top w:val="single" w:color="C9D6D3" w:sz="2"/>
-          <w:left w:val="single" w:color="C9D6D3" w:sz="2"/>
-          <w:bottom w:val="single" w:color="C9D6D3" w:sz="2"/>
-          <w:right w:val="single" w:color="C9D6D3" w:sz="2"/>
-          <w:insideH w:val="single" w:color="C9D6D3" w:sz="2"/>
-          <w:insideV w:val="single" w:color="C9D6D3" w:sz="2"/>
+          <w:top w:val="single" w:color="C8C8C8" w:sz="2"/>
+          <w:left w:val="single" w:color="C8C8C8" w:sz="2"/>
+          <w:bottom w:val="single" w:color="C8C8C8" w:sz="2"/>
+          <w:right w:val="single" w:color="C8C8C8" w:sz="2"/>
+          <w:insideH w:val="single" w:color="C8C8C8" w:sz="2"/>
+          <w:insideV w:val="single" w:color="C8C8C8" w:sz="2"/>
         </w:tblBorders>
       </w:tblPr>
       <w:tblGrid>
@@ -3480,24 +3475,24 @@
         <w:tc>
           <w:tcPr>
             <w:tcW w:type="dxa" w:w="4351"/>
-            <w:shd w:fill="EEF4F2" w:val="clear"/>
-            <w:tcMar>
-              <w:top w:type="dxa" w:w="90"/>
-              <w:left w:type="dxa" w:w="130"/>
-              <w:bottom w:type="dxa" w:w="90"/>
-              <w:right w:type="dxa" w:w="130"/>
-            </w:tcMar>
-          </w:tcPr>
-          <w:p>
-            <w:pPr>
-              <w:spacing w:after="0" w:line="250"/>
-            </w:pPr>
-            <w:r>
-              <w:rPr>
-                <w:rFonts w:ascii="Calibri" w:cs="Calibri" w:eastAsia="Calibri" w:hAnsi="Calibri"/>
+            <w:shd w:fill="F2F2F2" w:val="clear"/>
+            <w:tcMar>
+              <w:top w:type="dxa" w:w="90"/>
+              <w:left w:type="dxa" w:w="130"/>
+              <w:bottom w:type="dxa" w:w="90"/>
+              <w:right w:type="dxa" w:w="130"/>
+            </w:tcMar>
+          </w:tcPr>
+          <w:p>
+            <w:pPr>
+              <w:spacing w:after="0" w:line="250"/>
+            </w:pPr>
+            <w:r>
+              <w:rPr>
+                <w:rFonts w:ascii="Georgia" w:cs="Georgia" w:eastAsia="Georgia" w:hAnsi="Georgia"/>
                 <w:b/>
                 <w:bCs/>
-                <w:color w:val="06302E"/>
+                <w:color w:val="1A1A1A"/>
                 <w:sz w:val="20"/>
                 <w:szCs w:val="20"/>
               </w:rPr>
@@ -3508,24 +3503,24 @@
         <w:tc>
           <w:tcPr>
             <w:tcW w:type="dxa" w:w="5107"/>
-            <w:shd w:fill="EEF4F2" w:val="clear"/>
-            <w:tcMar>
-              <w:top w:type="dxa" w:w="90"/>
-              <w:left w:type="dxa" w:w="130"/>
-              <w:bottom w:type="dxa" w:w="90"/>
-              <w:right w:type="dxa" w:w="130"/>
-            </w:tcMar>
-          </w:tcPr>
-          <w:p>
-            <w:pPr>
-              <w:spacing w:after="0" w:line="250"/>
-            </w:pPr>
-            <w:r>
-              <w:rPr>
-                <w:rFonts w:ascii="Calibri" w:cs="Calibri" w:eastAsia="Calibri" w:hAnsi="Calibri"/>
+            <w:shd w:fill="F2F2F2" w:val="clear"/>
+            <w:tcMar>
+              <w:top w:type="dxa" w:w="90"/>
+              <w:left w:type="dxa" w:w="130"/>
+              <w:bottom w:type="dxa" w:w="90"/>
+              <w:right w:type="dxa" w:w="130"/>
+            </w:tcMar>
+          </w:tcPr>
+          <w:p>
+            <w:pPr>
+              <w:spacing w:after="0" w:line="250"/>
+            </w:pPr>
+            <w:r>
+              <w:rPr>
+                <w:rFonts w:ascii="Georgia" w:cs="Georgia" w:eastAsia="Georgia" w:hAnsi="Georgia"/>
                 <w:b/>
                 <w:bCs/>
-                <w:color w:val="06302E"/>
+                <w:color w:val="1A1A1A"/>
                 <w:sz w:val="20"/>
                 <w:szCs w:val="20"/>
               </w:rPr>
@@ -3554,8 +3549,8 @@
             </w:pPr>
             <w:r>
               <w:rPr>
-                <w:rFonts w:ascii="Calibri" w:cs="Calibri" w:eastAsia="Calibri" w:hAnsi="Calibri"/>
-                <w:color w:val="1E2E2C"/>
+                <w:rFonts w:ascii="Georgia" w:cs="Georgia" w:eastAsia="Georgia" w:hAnsi="Georgia"/>
+                <w:color w:val="222222"/>
                 <w:sz w:val="20"/>
                 <w:szCs w:val="20"/>
               </w:rPr>
@@ -3579,8 +3574,8 @@
             </w:pPr>
             <w:r>
               <w:rPr>
-                <w:rFonts w:ascii="Calibri" w:cs="Calibri" w:eastAsia="Calibri" w:hAnsi="Calibri"/>
-                <w:color w:val="1E2E2C"/>
+                <w:rFonts w:ascii="Georgia" w:cs="Georgia" w:eastAsia="Georgia" w:hAnsi="Georgia"/>
+                <w:color w:val="222222"/>
                 <w:sz w:val="20"/>
                 <w:szCs w:val="20"/>
               </w:rPr>
@@ -3588,8 +3583,8 @@
             </w:r>
             <w:r>
               <w:rPr>
-                <w:rFonts w:ascii="Calibri" w:cs="Calibri" w:eastAsia="Calibri" w:hAnsi="Calibri"/>
-                <w:color w:val="1E2E2C"/>
+                <w:rFonts w:ascii="Georgia" w:cs="Georgia" w:eastAsia="Georgia" w:hAnsi="Georgia"/>
+                <w:color w:val="222222"/>
                 <w:sz w:val="20"/>
                 <w:szCs w:val="20"/>
               </w:rPr>
@@ -3597,8 +3592,8 @@
             </w:r>
             <w:r>
               <w:rPr>
-                <w:rFonts w:ascii="Calibri" w:cs="Calibri" w:eastAsia="Calibri" w:hAnsi="Calibri"/>
-                <w:color w:val="1E2E2C"/>
+                <w:rFonts w:ascii="Georgia" w:cs="Georgia" w:eastAsia="Georgia" w:hAnsi="Georgia"/>
+                <w:color w:val="222222"/>
                 <w:sz w:val="20"/>
                 <w:szCs w:val="20"/>
               </w:rPr>
@@ -3627,8 +3622,8 @@
             </w:pPr>
             <w:r>
               <w:rPr>
-                <w:rFonts w:ascii="Calibri" w:cs="Calibri" w:eastAsia="Calibri" w:hAnsi="Calibri"/>
-                <w:color w:val="1E2E2C"/>
+                <w:rFonts w:ascii="Georgia" w:cs="Georgia" w:eastAsia="Georgia" w:hAnsi="Georgia"/>
+                <w:color w:val="222222"/>
                 <w:sz w:val="20"/>
                 <w:szCs w:val="20"/>
               </w:rPr>
@@ -3652,8 +3647,8 @@
             </w:pPr>
             <w:r>
               <w:rPr>
-                <w:rFonts w:ascii="Calibri" w:cs="Calibri" w:eastAsia="Calibri" w:hAnsi="Calibri"/>
-                <w:color w:val="1E2E2C"/>
+                <w:rFonts w:ascii="Georgia" w:cs="Georgia" w:eastAsia="Georgia" w:hAnsi="Georgia"/>
+                <w:color w:val="222222"/>
                 <w:sz w:val="20"/>
                 <w:szCs w:val="20"/>
               </w:rPr>
@@ -3661,8 +3656,8 @@
             </w:r>
             <w:r>
               <w:rPr>
-                <w:rFonts w:ascii="Calibri" w:cs="Calibri" w:eastAsia="Calibri" w:hAnsi="Calibri"/>
-                <w:color w:val="1E2E2C"/>
+                <w:rFonts w:ascii="Georgia" w:cs="Georgia" w:eastAsia="Georgia" w:hAnsi="Georgia"/>
+                <w:color w:val="222222"/>
                 <w:sz w:val="20"/>
                 <w:szCs w:val="20"/>
               </w:rPr>
@@ -3670,8 +3665,8 @@
             </w:r>
             <w:r>
               <w:rPr>
-                <w:rFonts w:ascii="Calibri" w:cs="Calibri" w:eastAsia="Calibri" w:hAnsi="Calibri"/>
-                <w:color w:val="1E2E2C"/>
+                <w:rFonts w:ascii="Georgia" w:cs="Georgia" w:eastAsia="Georgia" w:hAnsi="Georgia"/>
+                <w:color w:val="222222"/>
                 <w:sz w:val="20"/>
                 <w:szCs w:val="20"/>
               </w:rPr>
@@ -3693,10 +3688,10 @@
       </w:pPr>
       <w:r>
         <w:rPr>
-          <w:rFonts w:ascii="Calibri" w:cs="Calibri" w:eastAsia="Calibri" w:hAnsi="Calibri"/>
+          <w:rFonts w:ascii="Georgia" w:cs="Georgia" w:eastAsia="Georgia" w:hAnsi="Georgia"/>
           <w:b/>
           <w:bCs/>
-          <w:color w:val="06302E"/>
+          <w:color w:val="1A1A1A"/>
           <w:sz w:val="21"/>
           <w:szCs w:val="21"/>
         </w:rPr>
@@ -3704,8 +3699,8 @@
       </w:r>
       <w:r>
         <w:rPr>
-          <w:rFonts w:ascii="Calibri" w:cs="Calibri" w:eastAsia="Calibri" w:hAnsi="Calibri"/>
-          <w:color w:val="1E2E2C"/>
+          <w:rFonts w:ascii="Georgia" w:cs="Georgia" w:eastAsia="Georgia" w:hAnsi="Georgia"/>
+          <w:color w:val="222222"/>
           <w:sz w:val="21"/>
           <w:szCs w:val="21"/>
         </w:rPr>
@@ -3713,20 +3708,20 @@
       </w:r>
       <w:r>
         <w:rPr>
-          <w:rFonts w:ascii="Calibri" w:cs="Calibri" w:eastAsia="Calibri" w:hAnsi="Calibri"/>
+          <w:rFonts w:ascii="Georgia" w:cs="Georgia" w:eastAsia="Georgia" w:hAnsi="Georgia"/>
           <w:b/>
           <w:bCs/>
-          <w:color w:val="1E2E2C"/>
-          <w:sz w:val="21"/>
-          <w:szCs w:val="21"/>
-          <w:shd w:fill="FFF4D6" w:val="clear"/>
+          <w:color w:val="222222"/>
+          <w:sz w:val="21"/>
+          <w:szCs w:val="21"/>
+          <w:shd w:fill="ECECEC" w:val="clear"/>
         </w:rPr>
         <w:t xml:space="preserve">[NUMBER]</w:t>
       </w:r>
       <w:r>
         <w:rPr>
-          <w:rFonts w:ascii="Calibri" w:cs="Calibri" w:eastAsia="Calibri" w:hAnsi="Calibri"/>
-          <w:color w:val="1E2E2C"/>
+          <w:rFonts w:ascii="Georgia" w:cs="Georgia" w:eastAsia="Georgia" w:hAnsi="Georgia"/>
+          <w:color w:val="222222"/>
           <w:sz w:val="21"/>
           <w:szCs w:val="21"/>
         </w:rPr>
@@ -3740,10 +3735,10 @@
       </w:pPr>
       <w:r>
         <w:rPr>
-          <w:rFonts w:ascii="Calibri" w:cs="Calibri" w:eastAsia="Calibri" w:hAnsi="Calibri"/>
+          <w:rFonts w:ascii="Georgia" w:cs="Georgia" w:eastAsia="Georgia" w:hAnsi="Georgia"/>
           <w:b/>
           <w:bCs/>
-          <w:color w:val="06302E"/>
+          <w:color w:val="1A1A1A"/>
           <w:sz w:val="21"/>
           <w:szCs w:val="21"/>
         </w:rPr>
@@ -3751,8 +3746,8 @@
       </w:r>
       <w:r>
         <w:rPr>
-          <w:rFonts w:ascii="Calibri" w:cs="Calibri" w:eastAsia="Calibri" w:hAnsi="Calibri"/>
-          <w:color w:val="1E2E2C"/>
+          <w:rFonts w:ascii="Georgia" w:cs="Georgia" w:eastAsia="Georgia" w:hAnsi="Georgia"/>
+          <w:color w:val="222222"/>
           <w:sz w:val="21"/>
           <w:szCs w:val="21"/>
         </w:rPr>
@@ -3766,10 +3761,10 @@
       </w:pPr>
       <w:r>
         <w:rPr>
-          <w:rFonts w:ascii="Calibri" w:cs="Calibri" w:eastAsia="Calibri" w:hAnsi="Calibri"/>
+          <w:rFonts w:ascii="Georgia" w:cs="Georgia" w:eastAsia="Georgia" w:hAnsi="Georgia"/>
           <w:b/>
           <w:bCs/>
-          <w:color w:val="06302E"/>
+          <w:color w:val="1A1A1A"/>
           <w:sz w:val="21"/>
           <w:szCs w:val="21"/>
         </w:rPr>
@@ -3777,8 +3772,8 @@
       </w:r>
       <w:r>
         <w:rPr>
-          <w:rFonts w:ascii="Calibri" w:cs="Calibri" w:eastAsia="Calibri" w:hAnsi="Calibri"/>
-          <w:color w:val="1E2E2C"/>
+          <w:rFonts w:ascii="Georgia" w:cs="Georgia" w:eastAsia="Georgia" w:hAnsi="Georgia"/>
+          <w:color w:val="222222"/>
           <w:sz w:val="21"/>
           <w:szCs w:val="21"/>
         </w:rPr>
@@ -3792,10 +3787,10 @@
       </w:pPr>
       <w:r>
         <w:rPr>
-          <w:rFonts w:ascii="Calibri" w:cs="Calibri" w:eastAsia="Calibri" w:hAnsi="Calibri"/>
+          <w:rFonts w:ascii="Georgia" w:cs="Georgia" w:eastAsia="Georgia" w:hAnsi="Georgia"/>
           <w:b/>
           <w:bCs/>
-          <w:color w:val="06302E"/>
+          <w:color w:val="1A1A1A"/>
           <w:sz w:val="21"/>
           <w:szCs w:val="21"/>
         </w:rPr>
@@ -3803,28 +3798,28 @@
       </w:r>
       <w:r>
         <w:rPr>
-          <w:rFonts w:ascii="Calibri" w:cs="Calibri" w:eastAsia="Calibri" w:hAnsi="Calibri"/>
-          <w:color w:val="1E2E2C"/>
-          <w:sz w:val="21"/>
-          <w:szCs w:val="21"/>
-        </w:rPr>
-        <w:t xml:space="preserve">submit the paid-up status of the account to the credit bureau or bureaux we report to.</w:t>
+          <w:rFonts w:ascii="Georgia" w:cs="Georgia" w:eastAsia="Georgia" w:hAnsi="Georgia"/>
+          <w:color w:val="222222"/>
+          <w:sz w:val="21"/>
+          <w:szCs w:val="21"/>
+        </w:rPr>
+        <w:t xml:space="preserve">where we report to a credit bureau, submit the paid-up status of the account to any bureau we reported it to.</w:t>
       </w:r>
     </w:p>
     <w:p>
       <w:pPr>
         <w:pStyle w:val="Heading2"/>
         <w:pBdr>
-          <w:bottom w:val="single" w:color="12B84F" w:sz="6"/>
+          <w:bottom w:val="single" w:color="8C8C8C" w:sz="6"/>
         </w:pBdr>
         <w:spacing w:after="130" w:before="320"/>
       </w:pPr>
       <w:r>
         <w:rPr>
-          <w:rFonts w:ascii="Calibri" w:cs="Calibri" w:eastAsia="Calibri" w:hAnsi="Calibri"/>
+          <w:rFonts w:ascii="Georgia" w:cs="Georgia" w:eastAsia="Georgia" w:hAnsi="Georgia"/>
           <w:b/>
           <w:bCs/>
-          <w:color w:val="06302E"/>
+          <w:color w:val="1A1A1A"/>
           <w:sz w:val="23"/>
           <w:szCs w:val="23"/>
         </w:rPr>
@@ -3838,10 +3833,10 @@
       </w:pPr>
       <w:r>
         <w:rPr>
-          <w:rFonts w:ascii="Calibri" w:cs="Calibri" w:eastAsia="Calibri" w:hAnsi="Calibri"/>
+          <w:rFonts w:ascii="Georgia" w:cs="Georgia" w:eastAsia="Georgia" w:hAnsi="Georgia"/>
           <w:b/>
           <w:bCs/>
-          <w:color w:val="06302E"/>
+          <w:color w:val="1A1A1A"/>
           <w:sz w:val="21"/>
           <w:szCs w:val="21"/>
         </w:rPr>
@@ -3849,10 +3844,10 @@
       </w:r>
       <w:r>
         <w:rPr>
-          <w:rFonts w:ascii="Calibri" w:cs="Calibri" w:eastAsia="Calibri" w:hAnsi="Calibri"/>
+          <w:rFonts w:ascii="Georgia" w:cs="Georgia" w:eastAsia="Georgia" w:hAnsi="Georgia"/>
           <w:b/>
           <w:bCs/>
-          <w:color w:val="1E2E2C"/>
+          <w:color w:val="222222"/>
           <w:sz w:val="21"/>
           <w:szCs w:val="21"/>
         </w:rPr>
@@ -3860,8 +3855,8 @@
       </w:r>
       <w:r>
         <w:rPr>
-          <w:rFonts w:ascii="Calibri" w:cs="Calibri" w:eastAsia="Calibri" w:hAnsi="Calibri"/>
-          <w:color w:val="1E2E2C"/>
+          <w:rFonts w:ascii="Georgia" w:cs="Georgia" w:eastAsia="Georgia" w:hAnsi="Georgia"/>
+          <w:color w:val="222222"/>
           <w:sz w:val="21"/>
           <w:szCs w:val="21"/>
         </w:rPr>
@@ -3875,10 +3870,10 @@
       </w:pPr>
       <w:r>
         <w:rPr>
-          <w:rFonts w:ascii="Calibri" w:cs="Calibri" w:eastAsia="Calibri" w:hAnsi="Calibri"/>
+          <w:rFonts w:ascii="Georgia" w:cs="Georgia" w:eastAsia="Georgia" w:hAnsi="Georgia"/>
           <w:b/>
           <w:bCs/>
-          <w:color w:val="06302E"/>
+          <w:color w:val="1A1A1A"/>
           <w:sz w:val="21"/>
           <w:szCs w:val="21"/>
         </w:rPr>
@@ -3886,10 +3881,10 @@
       </w:r>
       <w:r>
         <w:rPr>
-          <w:rFonts w:ascii="Calibri" w:cs="Calibri" w:eastAsia="Calibri" w:hAnsi="Calibri"/>
+          <w:rFonts w:ascii="Georgia" w:cs="Georgia" w:eastAsia="Georgia" w:hAnsi="Georgia"/>
           <w:b/>
           <w:bCs/>
-          <w:color w:val="1E2E2C"/>
+          <w:color w:val="222222"/>
           <w:sz w:val="21"/>
           <w:szCs w:val="21"/>
         </w:rPr>
@@ -3897,8 +3892,8 @@
       </w:r>
       <w:r>
         <w:rPr>
-          <w:rFonts w:ascii="Calibri" w:cs="Calibri" w:eastAsia="Calibri" w:hAnsi="Calibri"/>
-          <w:color w:val="1E2E2C"/>
+          <w:rFonts w:ascii="Georgia" w:cs="Georgia" w:eastAsia="Georgia" w:hAnsi="Georgia"/>
+          <w:color w:val="222222"/>
           <w:sz w:val="21"/>
           <w:szCs w:val="21"/>
         </w:rPr>
@@ -3912,10 +3907,10 @@
       </w:pPr>
       <w:r>
         <w:rPr>
-          <w:rFonts w:ascii="Calibri" w:cs="Calibri" w:eastAsia="Calibri" w:hAnsi="Calibri"/>
+          <w:rFonts w:ascii="Georgia" w:cs="Georgia" w:eastAsia="Georgia" w:hAnsi="Georgia"/>
           <w:b/>
           <w:bCs/>
-          <w:color w:val="06302E"/>
+          <w:color w:val="1A1A1A"/>
           <w:sz w:val="21"/>
           <w:szCs w:val="21"/>
         </w:rPr>
@@ -3923,10 +3918,10 @@
       </w:r>
       <w:r>
         <w:rPr>
-          <w:rFonts w:ascii="Calibri" w:cs="Calibri" w:eastAsia="Calibri" w:hAnsi="Calibri"/>
+          <w:rFonts w:ascii="Georgia" w:cs="Georgia" w:eastAsia="Georgia" w:hAnsi="Georgia"/>
           <w:b/>
           <w:bCs/>
-          <w:color w:val="1E2E2C"/>
+          <w:color w:val="222222"/>
           <w:sz w:val="21"/>
           <w:szCs w:val="21"/>
         </w:rPr>
@@ -3934,8 +3929,8 @@
       </w:r>
       <w:r>
         <w:rPr>
-          <w:rFonts w:ascii="Calibri" w:cs="Calibri" w:eastAsia="Calibri" w:hAnsi="Calibri"/>
-          <w:color w:val="1E2E2C"/>
+          <w:rFonts w:ascii="Georgia" w:cs="Georgia" w:eastAsia="Georgia" w:hAnsi="Georgia"/>
+          <w:color w:val="222222"/>
           <w:sz w:val="21"/>
           <w:szCs w:val="21"/>
         </w:rPr>
@@ -3949,10 +3944,10 @@
       </w:pPr>
       <w:r>
         <w:rPr>
-          <w:rFonts w:ascii="Calibri" w:cs="Calibri" w:eastAsia="Calibri" w:hAnsi="Calibri"/>
+          <w:rFonts w:ascii="Georgia" w:cs="Georgia" w:eastAsia="Georgia" w:hAnsi="Georgia"/>
           <w:b/>
           <w:bCs/>
-          <w:color w:val="06302E"/>
+          <w:color w:val="1A1A1A"/>
           <w:sz w:val="21"/>
           <w:szCs w:val="21"/>
         </w:rPr>
@@ -3960,10 +3955,10 @@
       </w:r>
       <w:r>
         <w:rPr>
-          <w:rFonts w:ascii="Calibri" w:cs="Calibri" w:eastAsia="Calibri" w:hAnsi="Calibri"/>
+          <w:rFonts w:ascii="Georgia" w:cs="Georgia" w:eastAsia="Georgia" w:hAnsi="Georgia"/>
           <w:b/>
           <w:bCs/>
-          <w:color w:val="1E2E2C"/>
+          <w:color w:val="222222"/>
           <w:sz w:val="21"/>
           <w:szCs w:val="21"/>
         </w:rPr>
@@ -3971,97 +3966,76 @@
       </w:r>
       <w:r>
         <w:rPr>
-          <w:rFonts w:ascii="Calibri" w:cs="Calibri" w:eastAsia="Calibri" w:hAnsi="Calibri"/>
-          <w:color w:val="1E2E2C"/>
-          <w:sz w:val="21"/>
-          <w:szCs w:val="21"/>
-        </w:rPr>
-        <w:t xml:space="preserve"> Please raise a query with us first on +264 81 264 6222 or at </w:t>
-      </w:r>
-      <w:r>
-        <w:rPr>
-          <w:rFonts w:ascii="Calibri" w:cs="Calibri" w:eastAsia="Calibri" w:hAnsi="Calibri"/>
+          <w:rFonts w:ascii="Georgia" w:cs="Georgia" w:eastAsia="Georgia" w:hAnsi="Georgia"/>
+          <w:color w:val="222222"/>
+          <w:sz w:val="21"/>
+          <w:szCs w:val="21"/>
+        </w:rPr>
+        <w:t xml:space="preserve"> Please raise a query with us first on +264 81 264 6222 or at erastusmatheus3@gmail.com. If we cannot resolve it, the client may complain in writing to the Principal Officer of QuickServe Cashloan, and after that to NAMFISA: 51–55 Werner List Street, Gutenberg Plaza, Windhoek; P O Box 21250, Windhoek; toll free 0800 290 500; email [NAMFISA COMPLAINTS EMAIL AS PUBLISHED AT www.namfisa.com.na]. We will give the client a NAMFISA complaint intake form on request.</w:t>
+      </w:r>
+    </w:p>
+    <w:p>
+      <w:pPr>
+        <w:pStyle w:val="Heading2"/>
+        <w:pBdr>
+          <w:bottom w:val="single" w:color="8C8C8C" w:sz="6"/>
+        </w:pBdr>
+        <w:spacing w:after="130" w:before="320"/>
+      </w:pPr>
+      <w:r>
+        <w:rPr>
+          <w:rFonts w:ascii="Georgia" w:cs="Georgia" w:eastAsia="Georgia" w:hAnsi="Georgia"/>
           <w:b/>
           <w:bCs/>
-          <w:color w:val="1E2E2C"/>
-          <w:sz w:val="21"/>
-          <w:szCs w:val="21"/>
-          <w:shd w:fill="FFF4D6" w:val="clear"/>
-        </w:rPr>
-        <w:t xml:space="preserve">[EMAIL ADDRESS]</w:t>
-      </w:r>
-      <w:r>
-        <w:rPr>
-          <w:rFonts w:ascii="Calibri" w:cs="Calibri" w:eastAsia="Calibri" w:hAnsi="Calibri"/>
-          <w:color w:val="1E2E2C"/>
-          <w:sz w:val="21"/>
-          <w:szCs w:val="21"/>
-        </w:rPr>
-        <w:t xml:space="preserve">. If we cannot resolve it, the client may complain in writing to the Principal Officer of QuickServe Cashloan, and after that to NAMFISA: 51–55 Werner List Street, Gutenberg Plaza, Windhoek; P O Box 21250, Windhoek; toll free 0800 290 500; email [NAMFISA COMPLAINTS EMAIL AS PUBLISHED AT www.namfisa.com.na]. We will give the client a NAMFISA complaint intake form on request.</w:t>
+          <w:color w:val="1A1A1A"/>
+          <w:sz w:val="23"/>
+          <w:szCs w:val="23"/>
+        </w:rPr>
+        <w:t xml:space="preserve">8. QUERIES ABOUT THIS RECEIPT</w:t>
       </w:r>
     </w:p>
     <w:p>
       <w:pPr>
-        <w:pStyle w:val="Heading2"/>
-        <w:pBdr>
-          <w:bottom w:val="single" w:color="12B84F" w:sz="6"/>
-        </w:pBdr>
-        <w:spacing w:after="130" w:before="320"/>
-      </w:pPr>
-      <w:r>
-        <w:rPr>
-          <w:rFonts w:ascii="Calibri" w:cs="Calibri" w:eastAsia="Calibri" w:hAnsi="Calibri"/>
+        <w:spacing w:after="110" w:line="276"/>
+        <w:ind w:left="420" w:hanging="420"/>
+      </w:pPr>
+      <w:r>
+        <w:rPr>
+          <w:rFonts w:ascii="Georgia" w:cs="Georgia" w:eastAsia="Georgia" w:hAnsi="Georgia"/>
           <w:b/>
           <w:bCs/>
-          <w:color w:val="06302E"/>
-          <w:sz w:val="23"/>
-          <w:szCs w:val="23"/>
-        </w:rPr>
-        <w:t xml:space="preserve">8. QUERIES ABOUT THIS RECEIPT</w:t>
+          <w:color w:val="1A1A1A"/>
+          <w:sz w:val="21"/>
+          <w:szCs w:val="21"/>
+        </w:rPr>
+        <w:t xml:space="preserve">8.1  </w:t>
+      </w:r>
+      <w:r>
+        <w:rPr>
+          <w:rFonts w:ascii="Georgia" w:cs="Georgia" w:eastAsia="Georgia" w:hAnsi="Georgia"/>
+          <w:color w:val="222222"/>
+          <w:sz w:val="21"/>
+          <w:szCs w:val="21"/>
+        </w:rPr>
+        <w:t xml:space="preserve">Please check this receipt before leaving, or as soon as you receive it. If any figure is wrong, tell us within 30 days on +264 81 264 6222 and we will investigate and correct our records.</w:t>
       </w:r>
     </w:p>
     <w:p>
       <w:pPr>
-        <w:spacing w:after="110" w:line="276"/>
-        <w:ind w:left="420" w:hanging="420"/>
-      </w:pPr>
-      <w:r>
-        <w:rPr>
-          <w:rFonts w:ascii="Calibri" w:cs="Calibri" w:eastAsia="Calibri" w:hAnsi="Calibri"/>
-          <w:b/>
-          <w:bCs/>
-          <w:color w:val="06302E"/>
-          <w:sz w:val="21"/>
-          <w:szCs w:val="21"/>
-        </w:rPr>
-        <w:t xml:space="preserve">8.1  </w:t>
-      </w:r>
-      <w:r>
-        <w:rPr>
-          <w:rFonts w:ascii="Calibri" w:cs="Calibri" w:eastAsia="Calibri" w:hAnsi="Calibri"/>
-          <w:color w:val="1E2E2C"/>
-          <w:sz w:val="21"/>
-          <w:szCs w:val="21"/>
-        </w:rPr>
-        <w:t xml:space="preserve">Please check this receipt before leaving, or as soon as you receive it. If any figure is wrong, tell us within 30 days on +264 81 264 6222 and we will investigate and correct our records.</w:t>
-      </w:r>
+        <w:pBdr>
+          <w:bottom w:val="single" w:color="C8C8C8" w:sz="6"/>
+        </w:pBdr>
+        <w:spacing w:after="200" w:before="200"/>
+      </w:pPr>
     </w:p>
     <w:p>
       <w:pPr>
-        <w:pBdr>
-          <w:bottom w:val="single" w:color="C9D6D3" w:sz="6"/>
-        </w:pBdr>
-        <w:spacing w:after="200" w:before="200"/>
-      </w:pPr>
-    </w:p>
-    <w:p>
-      <w:pPr>
         <w:spacing w:after="120" w:line="276"/>
       </w:pPr>
       <w:r>
         <w:rPr>
-          <w:rFonts w:ascii="Calibri" w:cs="Calibri" w:eastAsia="Calibri" w:hAnsi="Calibri"/>
-          <w:color w:val="1E2E2C"/>
+          <w:rFonts w:ascii="Georgia" w:cs="Georgia" w:eastAsia="Georgia" w:hAnsi="Georgia"/>
+          <w:color w:val="222222"/>
           <w:sz w:val="21"/>
           <w:szCs w:val="21"/>
         </w:rPr>
@@ -4072,12 +4046,12 @@
       <w:tblPr>
         <w:tblW w:type="dxa" w:w="9458"/>
         <w:tblBorders>
-          <w:top w:val="single" w:color="C9D6D3" w:sz="2"/>
-          <w:left w:val="single" w:color="C9D6D3" w:sz="2"/>
-          <w:bottom w:val="single" w:color="C9D6D3" w:sz="2"/>
-          <w:right w:val="single" w:color="C9D6D3" w:sz="2"/>
-          <w:insideH w:val="single" w:color="C9D6D3" w:sz="2"/>
-          <w:insideV w:val="single" w:color="C9D6D3" w:sz="2"/>
+          <w:top w:val="single" w:color="C8C8C8" w:sz="2"/>
+          <w:left w:val="single" w:color="C8C8C8" w:sz="2"/>
+          <w:bottom w:val="single" w:color="C8C8C8" w:sz="2"/>
+          <w:right w:val="single" w:color="C8C8C8" w:sz="2"/>
+          <w:insideH w:val="single" w:color="C8C8C8" w:sz="2"/>
+          <w:insideV w:val="single" w:color="C8C8C8" w:sz="2"/>
         </w:tblBorders>
       </w:tblPr>
       <w:tblGrid>
@@ -4104,8 +4078,8 @@
             </w:pPr>
             <w:r>
               <w:rPr>
-                <w:rFonts w:ascii="Calibri" w:cs="Calibri" w:eastAsia="Calibri" w:hAnsi="Calibri"/>
-                <w:color w:val="1E2E2C"/>
+                <w:rFonts w:ascii="Georgia" w:cs="Georgia" w:eastAsia="Georgia" w:hAnsi="Georgia"/>
+                <w:color w:val="222222"/>
                 <w:sz w:val="20"/>
                 <w:szCs w:val="20"/>
               </w:rPr>
@@ -4129,8 +4103,8 @@
             </w:pPr>
             <w:r>
               <w:rPr>
-                <w:rFonts w:ascii="Calibri" w:cs="Calibri" w:eastAsia="Calibri" w:hAnsi="Calibri"/>
-                <w:color w:val="1E2E2C"/>
+                <w:rFonts w:ascii="Georgia" w:cs="Georgia" w:eastAsia="Georgia" w:hAnsi="Georgia"/>
+                <w:color w:val="222222"/>
                 <w:sz w:val="20"/>
                 <w:szCs w:val="20"/>
               </w:rPr>
@@ -4159,8 +4133,8 @@
             </w:pPr>
             <w:r>
               <w:rPr>
-                <w:rFonts w:ascii="Calibri" w:cs="Calibri" w:eastAsia="Calibri" w:hAnsi="Calibri"/>
-                <w:color w:val="1E2E2C"/>
+                <w:rFonts w:ascii="Georgia" w:cs="Georgia" w:eastAsia="Georgia" w:hAnsi="Georgia"/>
+                <w:color w:val="222222"/>
                 <w:sz w:val="20"/>
                 <w:szCs w:val="20"/>
               </w:rPr>
@@ -4184,8 +4158,8 @@
             </w:pPr>
             <w:r>
               <w:rPr>
-                <w:rFonts w:ascii="Calibri" w:cs="Calibri" w:eastAsia="Calibri" w:hAnsi="Calibri"/>
-                <w:color w:val="1E2E2C"/>
+                <w:rFonts w:ascii="Georgia" w:cs="Georgia" w:eastAsia="Georgia" w:hAnsi="Georgia"/>
+                <w:color w:val="222222"/>
                 <w:sz w:val="20"/>
                 <w:szCs w:val="20"/>
               </w:rPr>
@@ -4214,8 +4188,8 @@
             </w:pPr>
             <w:r>
               <w:rPr>
-                <w:rFonts w:ascii="Calibri" w:cs="Calibri" w:eastAsia="Calibri" w:hAnsi="Calibri"/>
-                <w:color w:val="1E2E2C"/>
+                <w:rFonts w:ascii="Georgia" w:cs="Georgia" w:eastAsia="Georgia" w:hAnsi="Georgia"/>
+                <w:color w:val="222222"/>
                 <w:sz w:val="20"/>
                 <w:szCs w:val="20"/>
               </w:rPr>
@@ -4239,11 +4213,11 @@
             </w:pPr>
             <w:r>
               <w:rPr>
-                <w:rFonts w:ascii="Calibri" w:cs="Calibri" w:eastAsia="Calibri" w:hAnsi="Calibri"/>
-                <w:color w:val="1E2E2C"/>
-                <w:sz w:val="20"/>
-                <w:szCs w:val="20"/>
-                <w:shd w:fill="FFF4D6" w:val="clear"/>
+                <w:rFonts w:ascii="Georgia" w:cs="Georgia" w:eastAsia="Georgia" w:hAnsi="Georgia"/>
+                <w:color w:val="222222"/>
+                <w:sz w:val="20"/>
+                <w:szCs w:val="20"/>
+                <w:shd w:fill="ECECEC" w:val="clear"/>
               </w:rPr>
               <w:t xml:space="preserve">[FULL NAME]</w:t>
             </w:r>
@@ -4270,8 +4244,8 @@
             </w:pPr>
             <w:r>
               <w:rPr>
-                <w:rFonts w:ascii="Calibri" w:cs="Calibri" w:eastAsia="Calibri" w:hAnsi="Calibri"/>
-                <w:color w:val="1E2E2C"/>
+                <w:rFonts w:ascii="Georgia" w:cs="Georgia" w:eastAsia="Georgia" w:hAnsi="Georgia"/>
+                <w:color w:val="222222"/>
                 <w:sz w:val="20"/>
                 <w:szCs w:val="20"/>
               </w:rPr>
@@ -4295,11 +4269,11 @@
             </w:pPr>
             <w:r>
               <w:rPr>
-                <w:rFonts w:ascii="Calibri" w:cs="Calibri" w:eastAsia="Calibri" w:hAnsi="Calibri"/>
-                <w:color w:val="1E2E2C"/>
-                <w:sz w:val="20"/>
-                <w:szCs w:val="20"/>
-                <w:shd w:fill="FFF4D6" w:val="clear"/>
+                <w:rFonts w:ascii="Georgia" w:cs="Georgia" w:eastAsia="Georgia" w:hAnsi="Georgia"/>
+                <w:color w:val="222222"/>
+                <w:sz w:val="20"/>
+                <w:szCs w:val="20"/>
+                <w:shd w:fill="ECECEC" w:val="clear"/>
               </w:rPr>
               <w:t xml:space="preserve">[OWNER / AUTHORISED REPRESENTATIVE]</w:t>
             </w:r>
@@ -4326,8 +4300,8 @@
             </w:pPr>
             <w:r>
               <w:rPr>
-                <w:rFonts w:ascii="Calibri" w:cs="Calibri" w:eastAsia="Calibri" w:hAnsi="Calibri"/>
-                <w:color w:val="1E2E2C"/>
+                <w:rFonts w:ascii="Georgia" w:cs="Georgia" w:eastAsia="Georgia" w:hAnsi="Georgia"/>
+                <w:color w:val="222222"/>
                 <w:sz w:val="20"/>
                 <w:szCs w:val="20"/>
               </w:rPr>
@@ -4351,11 +4325,11 @@
             </w:pPr>
             <w:r>
               <w:rPr>
-                <w:rFonts w:ascii="Calibri" w:cs="Calibri" w:eastAsia="Calibri" w:hAnsi="Calibri"/>
-                <w:color w:val="1E2E2C"/>
-                <w:sz w:val="20"/>
-                <w:szCs w:val="20"/>
-                <w:shd w:fill="FFF4D6" w:val="clear"/>
+                <w:rFonts w:ascii="Georgia" w:cs="Georgia" w:eastAsia="Georgia" w:hAnsi="Georgia"/>
+                <w:color w:val="222222"/>
+                <w:sz w:val="20"/>
+                <w:szCs w:val="20"/>
+                <w:shd w:fill="ECECEC" w:val="clear"/>
               </w:rPr>
               <w:t xml:space="preserve">[DD MONTH YYYY]</w:t>
             </w:r>
@@ -4382,8 +4356,8 @@
             </w:pPr>
             <w:r>
               <w:rPr>
-                <w:rFonts w:ascii="Calibri" w:cs="Calibri" w:eastAsia="Calibri" w:hAnsi="Calibri"/>
-                <w:color w:val="1E2E2C"/>
+                <w:rFonts w:ascii="Georgia" w:cs="Georgia" w:eastAsia="Georgia" w:hAnsi="Georgia"/>
+                <w:color w:val="222222"/>
                 <w:sz w:val="20"/>
                 <w:szCs w:val="20"/>
               </w:rPr>
@@ -4407,11 +4381,11 @@
             </w:pPr>
             <w:r>
               <w:rPr>
-                <w:rFonts w:ascii="Calibri" w:cs="Calibri" w:eastAsia="Calibri" w:hAnsi="Calibri"/>
-                <w:color w:val="1E2E2C"/>
-                <w:sz w:val="20"/>
-                <w:szCs w:val="20"/>
-                <w:shd w:fill="FFF4D6" w:val="clear"/>
+                <w:rFonts w:ascii="Georgia" w:cs="Georgia" w:eastAsia="Georgia" w:hAnsi="Georgia"/>
+                <w:color w:val="222222"/>
+                <w:sz w:val="20"/>
+                <w:szCs w:val="20"/>
+                <w:shd w:fill="ECECEC" w:val="clear"/>
               </w:rPr>
               <w:t xml:space="preserve">[TOWN, NAMIBIA]</w:t>
             </w:r>
@@ -4430,8 +4404,8 @@
       </w:pPr>
       <w:r>
         <w:rPr>
-          <w:rFonts w:ascii="Calibri" w:cs="Calibri" w:eastAsia="Calibri" w:hAnsi="Calibri"/>
-          <w:color w:val="1E2E2C"/>
+          <w:rFonts w:ascii="Georgia" w:cs="Georgia" w:eastAsia="Georgia" w:hAnsi="Georgia"/>
+          <w:color w:val="222222"/>
           <w:sz w:val="21"/>
           <w:szCs w:val="21"/>
         </w:rPr>
@@ -4439,8 +4413,8 @@
       </w:r>
       <w:r>
         <w:rPr>
-          <w:rFonts w:ascii="Calibri" w:cs="Calibri" w:eastAsia="Calibri" w:hAnsi="Calibri"/>
-          <w:color w:val="1E2E2C"/>
+          <w:rFonts w:ascii="Georgia" w:cs="Georgia" w:eastAsia="Georgia" w:hAnsi="Georgia"/>
+          <w:color w:val="222222"/>
           <w:sz w:val="21"/>
           <w:szCs w:val="21"/>
         </w:rPr>
@@ -4448,10 +4422,10 @@
       </w:r>
       <w:r>
         <w:rPr>
-          <w:rFonts w:ascii="Calibri" w:cs="Calibri" w:eastAsia="Calibri" w:hAnsi="Calibri"/>
+          <w:rFonts w:ascii="Georgia" w:cs="Georgia" w:eastAsia="Georgia" w:hAnsi="Georgia"/>
           <w:i/>
           <w:iCs/>
-          <w:color w:val="1E2E2C"/>
+          <w:color w:val="222222"/>
           <w:sz w:val="21"/>
           <w:szCs w:val="21"/>
         </w:rPr>
@@ -4464,8 +4438,8 @@
       </w:pPr>
       <w:r>
         <w:rPr>
-          <w:rFonts w:ascii="Calibri" w:cs="Calibri" w:eastAsia="Calibri" w:hAnsi="Calibri"/>
-          <w:color w:val="1E2E2C"/>
+          <w:rFonts w:ascii="Georgia" w:cs="Georgia" w:eastAsia="Georgia" w:hAnsi="Georgia"/>
+          <w:color w:val="222222"/>
           <w:sz w:val="21"/>
           <w:szCs w:val="21"/>
         </w:rPr>
@@ -4476,12 +4450,12 @@
       <w:tblPr>
         <w:tblW w:type="dxa" w:w="9458"/>
         <w:tblBorders>
-          <w:top w:val="single" w:color="C9D6D3" w:sz="2"/>
-          <w:left w:val="single" w:color="C9D6D3" w:sz="2"/>
-          <w:bottom w:val="single" w:color="C9D6D3" w:sz="2"/>
-          <w:right w:val="single" w:color="C9D6D3" w:sz="2"/>
-          <w:insideH w:val="single" w:color="C9D6D3" w:sz="2"/>
-          <w:insideV w:val="single" w:color="C9D6D3" w:sz="2"/>
+          <w:top w:val="single" w:color="C8C8C8" w:sz="2"/>
+          <w:left w:val="single" w:color="C8C8C8" w:sz="2"/>
+          <w:bottom w:val="single" w:color="C8C8C8" w:sz="2"/>
+          <w:right w:val="single" w:color="C8C8C8" w:sz="2"/>
+          <w:insideH w:val="single" w:color="C8C8C8" w:sz="2"/>
+          <w:insideV w:val="single" w:color="C8C8C8" w:sz="2"/>
         </w:tblBorders>
       </w:tblPr>
       <w:tblGrid>
@@ -4508,8 +4482,8 @@
             </w:pPr>
             <w:r>
               <w:rPr>
-                <w:rFonts w:ascii="Calibri" w:cs="Calibri" w:eastAsia="Calibri" w:hAnsi="Calibri"/>
-                <w:color w:val="1E2E2C"/>
+                <w:rFonts w:ascii="Georgia" w:cs="Georgia" w:eastAsia="Georgia" w:hAnsi="Georgia"/>
+                <w:color w:val="222222"/>
                 <w:sz w:val="20"/>
                 <w:szCs w:val="20"/>
               </w:rPr>
@@ -4533,8 +4507,8 @@
             </w:pPr>
             <w:r>
               <w:rPr>
-                <w:rFonts w:ascii="Calibri" w:cs="Calibri" w:eastAsia="Calibri" w:hAnsi="Calibri"/>
-                <w:color w:val="1E2E2C"/>
+                <w:rFonts w:ascii="Georgia" w:cs="Georgia" w:eastAsia="Georgia" w:hAnsi="Georgia"/>
+                <w:color w:val="222222"/>
                 <w:sz w:val="20"/>
                 <w:szCs w:val="20"/>
               </w:rPr>
@@ -4563,8 +4537,8 @@
             </w:pPr>
             <w:r>
               <w:rPr>
-                <w:rFonts w:ascii="Calibri" w:cs="Calibri" w:eastAsia="Calibri" w:hAnsi="Calibri"/>
-                <w:color w:val="1E2E2C"/>
+                <w:rFonts w:ascii="Georgia" w:cs="Georgia" w:eastAsia="Georgia" w:hAnsi="Georgia"/>
+                <w:color w:val="222222"/>
                 <w:sz w:val="20"/>
                 <w:szCs w:val="20"/>
               </w:rPr>
@@ -4588,8 +4562,8 @@
             </w:pPr>
             <w:r>
               <w:rPr>
-                <w:rFonts w:ascii="Calibri" w:cs="Calibri" w:eastAsia="Calibri" w:hAnsi="Calibri"/>
-                <w:color w:val="1E2E2C"/>
+                <w:rFonts w:ascii="Georgia" w:cs="Georgia" w:eastAsia="Georgia" w:hAnsi="Georgia"/>
+                <w:color w:val="222222"/>
                 <w:sz w:val="20"/>
                 <w:szCs w:val="20"/>
               </w:rPr>
@@ -4618,8 +4592,8 @@
             </w:pPr>
             <w:r>
               <w:rPr>
-                <w:rFonts w:ascii="Calibri" w:cs="Calibri" w:eastAsia="Calibri" w:hAnsi="Calibri"/>
-                <w:color w:val="1E2E2C"/>
+                <w:rFonts w:ascii="Georgia" w:cs="Georgia" w:eastAsia="Georgia" w:hAnsi="Georgia"/>
+                <w:color w:val="222222"/>
                 <w:sz w:val="20"/>
                 <w:szCs w:val="20"/>
               </w:rPr>
@@ -4643,11 +4617,11 @@
             </w:pPr>
             <w:r>
               <w:rPr>
-                <w:rFonts w:ascii="Calibri" w:cs="Calibri" w:eastAsia="Calibri" w:hAnsi="Calibri"/>
-                <w:color w:val="1E2E2C"/>
-                <w:sz w:val="20"/>
-                <w:szCs w:val="20"/>
-                <w:shd w:fill="FFF4D6" w:val="clear"/>
+                <w:rFonts w:ascii="Georgia" w:cs="Georgia" w:eastAsia="Georgia" w:hAnsi="Georgia"/>
+                <w:color w:val="222222"/>
+                <w:sz w:val="20"/>
+                <w:szCs w:val="20"/>
+                <w:shd w:fill="ECECEC" w:val="clear"/>
               </w:rPr>
               <w:t xml:space="preserve">[FULL NAME]</w:t>
             </w:r>
@@ -4674,8 +4648,8 @@
             </w:pPr>
             <w:r>
               <w:rPr>
-                <w:rFonts w:ascii="Calibri" w:cs="Calibri" w:eastAsia="Calibri" w:hAnsi="Calibri"/>
-                <w:color w:val="1E2E2C"/>
+                <w:rFonts w:ascii="Georgia" w:cs="Georgia" w:eastAsia="Georgia" w:hAnsi="Georgia"/>
+                <w:color w:val="222222"/>
                 <w:sz w:val="20"/>
                 <w:szCs w:val="20"/>
               </w:rPr>
@@ -4699,11 +4673,11 @@
             </w:pPr>
             <w:r>
               <w:rPr>
-                <w:rFonts w:ascii="Calibri" w:cs="Calibri" w:eastAsia="Calibri" w:hAnsi="Calibri"/>
-                <w:color w:val="1E2E2C"/>
-                <w:sz w:val="20"/>
-                <w:szCs w:val="20"/>
-                <w:shd w:fill="FFF4D6" w:val="clear"/>
+                <w:rFonts w:ascii="Georgia" w:cs="Georgia" w:eastAsia="Georgia" w:hAnsi="Georgia"/>
+                <w:color w:val="222222"/>
+                <w:sz w:val="20"/>
+                <w:szCs w:val="20"/>
+                <w:shd w:fill="ECECEC" w:val="clear"/>
               </w:rPr>
               <w:t xml:space="preserve">[DD MONTH YYYY]</w:t>
             </w:r>
@@ -4730,8 +4704,8 @@
             </w:pPr>
             <w:r>
               <w:rPr>
-                <w:rFonts w:ascii="Calibri" w:cs="Calibri" w:eastAsia="Calibri" w:hAnsi="Calibri"/>
-                <w:color w:val="1E2E2C"/>
+                <w:rFonts w:ascii="Georgia" w:cs="Georgia" w:eastAsia="Georgia" w:hAnsi="Georgia"/>
+                <w:color w:val="222222"/>
                 <w:sz w:val="20"/>
                 <w:szCs w:val="20"/>
               </w:rPr>
@@ -4755,11 +4729,11 @@
             </w:pPr>
             <w:r>
               <w:rPr>
-                <w:rFonts w:ascii="Calibri" w:cs="Calibri" w:eastAsia="Calibri" w:hAnsi="Calibri"/>
-                <w:color w:val="1E2E2C"/>
-                <w:sz w:val="20"/>
-                <w:szCs w:val="20"/>
-                <w:shd w:fill="FFF4D6" w:val="clear"/>
+                <w:rFonts w:ascii="Georgia" w:cs="Georgia" w:eastAsia="Georgia" w:hAnsi="Georgia"/>
+                <w:color w:val="222222"/>
+                <w:sz w:val="20"/>
+                <w:szCs w:val="20"/>
+                <w:shd w:fill="ECECEC" w:val="clear"/>
               </w:rPr>
               <w:t xml:space="preserve">[TOWN, NAMIBIA]</w:t>
             </w:r>
@@ -4778,8 +4752,8 @@
       </w:pPr>
       <w:r>
         <w:rPr>
-          <w:rFonts w:ascii="Calibri" w:cs="Calibri" w:eastAsia="Calibri" w:hAnsi="Calibri"/>
-          <w:color w:val="1E2E2C"/>
+          <w:rFonts w:ascii="Georgia" w:cs="Georgia" w:eastAsia="Georgia" w:hAnsi="Georgia"/>
+          <w:color w:val="222222"/>
           <w:sz w:val="21"/>
           <w:szCs w:val="21"/>
         </w:rPr>
@@ -4790,12 +4764,12 @@
       <w:tblPr>
         <w:tblW w:type="dxa" w:w="9458"/>
         <w:tblBorders>
-          <w:top w:val="single" w:color="C9D6D3" w:sz="2"/>
-          <w:left w:val="single" w:color="C9D6D3" w:sz="2"/>
-          <w:bottom w:val="single" w:color="C9D6D3" w:sz="2"/>
-          <w:right w:val="single" w:color="C9D6D3" w:sz="2"/>
-          <w:insideH w:val="single" w:color="C9D6D3" w:sz="2"/>
-          <w:insideV w:val="single" w:color="C9D6D3" w:sz="2"/>
+          <w:top w:val="single" w:color="C8C8C8" w:sz="2"/>
+          <w:left w:val="single" w:color="C8C8C8" w:sz="2"/>
+          <w:bottom w:val="single" w:color="C8C8C8" w:sz="2"/>
+          <w:right w:val="single" w:color="C8C8C8" w:sz="2"/>
+          <w:insideH w:val="single" w:color="C8C8C8" w:sz="2"/>
+          <w:insideV w:val="single" w:color="C8C8C8" w:sz="2"/>
         </w:tblBorders>
       </w:tblPr>
       <w:tblGrid>
@@ -4821,8 +4795,8 @@
             </w:pPr>
             <w:r>
               <w:rPr>
-                <w:rFonts w:ascii="Calibri" w:cs="Calibri" w:eastAsia="Calibri" w:hAnsi="Calibri"/>
-                <w:color w:val="1E2E2C"/>
+                <w:rFonts w:ascii="Georgia" w:cs="Georgia" w:eastAsia="Georgia" w:hAnsi="Georgia"/>
+                <w:color w:val="222222"/>
                 <w:sz w:val="20"/>
                 <w:szCs w:val="20"/>
               </w:rPr>
@@ -4851,8 +4825,8 @@
             </w:pPr>
             <w:r>
               <w:rPr>
-                <w:rFonts w:ascii="Calibri" w:cs="Calibri" w:eastAsia="Calibri" w:hAnsi="Calibri"/>
-                <w:color w:val="1E2E2C"/>
+                <w:rFonts w:ascii="Georgia" w:cs="Georgia" w:eastAsia="Georgia" w:hAnsi="Georgia"/>
+                <w:color w:val="222222"/>
                 <w:sz w:val="20"/>
                 <w:szCs w:val="20"/>
               </w:rPr>
@@ -4881,8 +4855,8 @@
             </w:pPr>
             <w:r>
               <w:rPr>
-                <w:rFonts w:ascii="Calibri" w:cs="Calibri" w:eastAsia="Calibri" w:hAnsi="Calibri"/>
-                <w:color w:val="1E2E2C"/>
+                <w:rFonts w:ascii="Georgia" w:cs="Georgia" w:eastAsia="Georgia" w:hAnsi="Georgia"/>
+                <w:color w:val="222222"/>
                 <w:sz w:val="20"/>
                 <w:szCs w:val="20"/>
               </w:rPr>
@@ -4955,7 +4929,7 @@
   <w:p>
     <w:pPr>
       <w:pBdr>
-        <w:top w:val="single" w:color="C9D6D3" w:sz="4"/>
+        <w:top w:val="single" w:color="C8C8C8" w:sz="4"/>
       </w:pBdr>
       <w:tabs>
         <w:tab w:val="right" w:pos="9026"/>
@@ -4964,8 +4938,8 @@
     </w:pPr>
     <w:r>
       <w:rPr>
-        <w:rFonts w:ascii="Calibri" w:cs="Calibri" w:eastAsia="Calibri" w:hAnsi="Calibri"/>
-        <w:color w:val="5A6B69"/>
+        <w:rFonts w:ascii="Georgia" w:cs="Georgia" w:eastAsia="Georgia" w:hAnsi="Georgia"/>
+        <w:color w:val="666666"/>
         <w:sz w:val="15"/>
         <w:szCs w:val="15"/>
       </w:rPr>
@@ -4980,8 +4954,8 @@
     </w:r>
     <w:r>
       <w:rPr>
-        <w:rFonts w:ascii="Calibri" w:cs="Calibri" w:eastAsia="Calibri" w:hAnsi="Calibri"/>
-        <w:color w:val="5A6B69"/>
+        <w:rFonts w:ascii="Georgia" w:cs="Georgia" w:eastAsia="Georgia" w:hAnsi="Georgia"/>
+        <w:color w:val="666666"/>
         <w:sz w:val="15"/>
         <w:szCs w:val="15"/>
       </w:rPr>
@@ -4989,8 +4963,8 @@
     </w:r>
     <w:r>
       <w:rPr>
-        <w:rFonts w:ascii="Calibri" w:cs="Calibri" w:eastAsia="Calibri" w:hAnsi="Calibri"/>
-        <w:color w:val="5A6B69"/>
+        <w:rFonts w:ascii="Georgia" w:cs="Georgia" w:eastAsia="Georgia" w:hAnsi="Georgia"/>
+        <w:color w:val="666666"/>
         <w:sz w:val="15"/>
         <w:szCs w:val="15"/>
       </w:rPr>
@@ -5001,8 +4975,8 @@
     </w:r>
     <w:r>
       <w:rPr>
-        <w:rFonts w:ascii="Calibri" w:cs="Calibri" w:eastAsia="Calibri" w:hAnsi="Calibri"/>
-        <w:color w:val="5A6B69"/>
+        <w:rFonts w:ascii="Georgia" w:cs="Georgia" w:eastAsia="Georgia" w:hAnsi="Georgia"/>
+        <w:color w:val="666666"/>
         <w:sz w:val="15"/>
         <w:szCs w:val="15"/>
       </w:rPr>
@@ -5010,8 +4984,8 @@
     </w:r>
     <w:r>
       <w:rPr>
-        <w:rFonts w:ascii="Calibri" w:cs="Calibri" w:eastAsia="Calibri" w:hAnsi="Calibri"/>
-        <w:color w:val="5A6B69"/>
+        <w:rFonts w:ascii="Georgia" w:cs="Georgia" w:eastAsia="Georgia" w:hAnsi="Georgia"/>
+        <w:color w:val="666666"/>
         <w:sz w:val="15"/>
         <w:szCs w:val="15"/>
       </w:rPr>
@@ -5110,14 +5084,14 @@
   </w:p>
   <w:p>
     <w:pPr>
-      <w:spacing w:after="20"/>
+      <w:spacing w:after="14"/>
     </w:pPr>
     <w:r>
       <w:rPr>
-        <w:rFonts w:ascii="Calibri" w:cs="Calibri" w:eastAsia="Calibri" w:hAnsi="Calibri"/>
+        <w:rFonts w:ascii="Georgia" w:cs="Georgia" w:eastAsia="Georgia" w:hAnsi="Georgia"/>
         <w:b/>
         <w:bCs/>
-        <w:color w:val="06302E"/>
+        <w:color w:val="1A1A1A"/>
         <w:sz w:val="16"/>
         <w:szCs w:val="16"/>
       </w:rPr>
@@ -5125,29 +5099,43 @@
     </w:r>
     <w:r>
       <w:rPr>
-        <w:rFonts w:ascii="Calibri" w:cs="Calibri" w:eastAsia="Calibri" w:hAnsi="Calibri"/>
-        <w:color w:val="5A6B69"/>
+        <w:rFonts w:ascii="Georgia" w:cs="Georgia" w:eastAsia="Georgia" w:hAnsi="Georgia"/>
+        <w:color w:val="666666"/>
         <w:sz w:val="16"/>
         <w:szCs w:val="16"/>
       </w:rPr>
-      <w:t xml:space="preserve">   ·   Reg. No. CC/2026/01904   ·   NAMFISA Reg. No. [NAMFISA REGISTRATION NUMBER]</w:t>
+      <w:t xml:space="preserve">   ·   Reg. No. CC/2026/01904</w:t>
+    </w:r>
+  </w:p>
+  <w:p>
+    <w:pPr>
+      <w:spacing w:after="14"/>
+    </w:pPr>
+    <w:r>
+      <w:rPr>
+        <w:rFonts w:ascii="Georgia" w:cs="Georgia" w:eastAsia="Georgia" w:hAnsi="Georgia"/>
+        <w:color w:val="666666"/>
+        <w:sz w:val="15"/>
+        <w:szCs w:val="15"/>
+      </w:rPr>
+      <w:t xml:space="preserve">Cell +264 81 281 9840   ·   WhatsApp +264 81 264 6222</w:t>
     </w:r>
   </w:p>
   <w:p>
     <w:pPr>
       <w:pBdr>
-        <w:bottom w:val="single" w:color="12B84F" w:sz="8"/>
+        <w:bottom w:val="single" w:color="8C8C8C" w:sz="8"/>
       </w:pBdr>
       <w:spacing w:after="90"/>
     </w:pPr>
     <w:r>
       <w:rPr>
-        <w:rFonts w:ascii="Calibri" w:cs="Calibri" w:eastAsia="Calibri" w:hAnsi="Calibri"/>
-        <w:color w:val="5A6B69"/>
-        <w:sz w:val="16"/>
-        <w:szCs w:val="16"/>
+        <w:rFonts w:ascii="Georgia" w:cs="Georgia" w:eastAsia="Georgia" w:hAnsi="Georgia"/>
+        <w:color w:val="666666"/>
+        <w:sz w:val="15"/>
+        <w:szCs w:val="15"/>
       </w:rPr>
-      <w:t xml:space="preserve">[PHYSICAL ADDRESS]   ·   Tel / WhatsApp +264 81 264 6222   ·   [EMAIL ADDRESS]</w:t>
+      <w:t xml:space="preserve">3403 Danger Ashipala Street, Swakopmund, Namibia   ·   P.O. Box 197, Swakopmund   ·   erastusmatheus3@gmail.com</w:t>
     </w:r>
   </w:p>
 </w:hdr>
